--- a/rapports/2026-06-06/EQ31/EQ31_sup_v2/DR_malforme_1_03202E_11/10-86-59-31.docx
+++ b/rapports/2026-06-06/EQ31/EQ31_sup_v2/DR_malforme_1_03202E_11/10-86-59-31.docx
@@ -297,7 +297,7 @@
           <w:color w:val="1F6FEB"/>
           <w:sz w:val="22"/>
         </w:rPr>
-        <w:t>⚠ INCOHÉRENCES À CORRIGER (76)</w:t>
+        <w:t>⚠ INCOHÉRENCES À CORRIGER (73)</w:t>
       </w:r>
     </w:p>
     <w:tbl>
@@ -814,7 +814,7 @@
                 <w:color w:val="16A34A"/>
                 <w:sz w:val="16"/>
               </w:rPr>
-              <w:t>—</w:t>
+              <w:t>s02q33, s01q00b</w:t>
             </w:r>
           </w:p>
         </w:tc>
@@ -845,7 +845,7 @@
                 <w:i w:val="0"/>
                 <w:sz w:val="17"/>
               </w:rPr>
-              <w:t>Incohérence!!! seulement les écoles privées paient les frais de scolarité (y compris les frais d'inscription).</w:t>
+              <w:t>Incoherent!!! La dernière fois que Maoulidou Diao a  fréquenté l'école est 9999.</w:t>
             </w:r>
           </w:p>
         </w:tc>
@@ -878,6 +878,1626 @@
                 <w:i w:val="0"/>
                 <w:sz w:val="16"/>
               </w:rPr>
+              <w:t>S03</w:t>
+              <w:br/>
+            </w:r>
+            <w:r>
+              <w:rPr>
+                <w:b w:val="0"/>
+                <w:i w:val="0"/>
+                <w:color w:val="64748B"/>
+                <w:sz w:val="14"/>
+              </w:rPr>
+              <w:t>Santé</w:t>
+            </w:r>
+          </w:p>
+        </w:tc>
+        <w:tc>
+          <w:tcPr>
+            <w:tcW w:type="dxa" w:w="1531"/>
+          </w:tcPr>
+          <w:p>
+            <w:r>
+              <w:rPr>
+                <w:b/>
+                <w:i w:val="0"/>
+                <w:color w:val="16A34A"/>
+                <w:sz w:val="16"/>
+              </w:rPr>
+              <w:t>—</w:t>
+            </w:r>
+          </w:p>
+        </w:tc>
+        <w:tc>
+          <w:tcPr>
+            <w:tcW w:type="dxa" w:w="1191"/>
+          </w:tcPr>
+          <w:p>
+            <w:r>
+              <w:rPr>
+                <w:b w:val="0"/>
+                <w:i w:val="0"/>
+                <w:color w:val="64748B"/>
+                <w:sz w:val="16"/>
+              </w:rPr>
+              <w:t>GT-CQ</w:t>
+            </w:r>
+          </w:p>
+        </w:tc>
+        <w:tc>
+          <w:tcPr>
+            <w:tcW w:type="dxa" w:w="4706"/>
+          </w:tcPr>
+          <w:p>
+            <w:r>
+              <w:rPr>
+                <w:b w:val="0"/>
+                <w:i w:val="0"/>
+                <w:sz w:val="17"/>
+              </w:rPr>
+              <w:t>Incohérent !!! Adama baldè s'est consulté la première fois pour cette maladie (Problème cardiaque) chez un médecin généraliste et vous dites que  Adama baldè n'est pas concerné par le montant des frais de consultation d'un médecin généraliste (3.14=9999).</w:t>
+            </w:r>
+          </w:p>
+        </w:tc>
+      </w:tr>
+      <w:tr>
+        <w:tc>
+          <w:tcPr>
+            <w:tcW w:type="dxa" w:w="964"/>
+          </w:tcPr>
+          <w:p>
+            <w:r>
+              <w:rPr>
+                <w:b/>
+                <w:i w:val="0"/>
+                <w:color w:val="DC2626"/>
+                <w:sz w:val="16"/>
+              </w:rPr>
+              <w:t>Haute</w:t>
+            </w:r>
+          </w:p>
+        </w:tc>
+        <w:tc>
+          <w:tcPr>
+            <w:tcW w:type="dxa" w:w="1247"/>
+          </w:tcPr>
+          <w:p>
+            <w:r>
+              <w:rPr>
+                <w:b/>
+                <w:i w:val="0"/>
+                <w:sz w:val="16"/>
+              </w:rPr>
+              <w:t>S03</w:t>
+              <w:br/>
+            </w:r>
+            <w:r>
+              <w:rPr>
+                <w:b w:val="0"/>
+                <w:i w:val="0"/>
+                <w:color w:val="64748B"/>
+                <w:sz w:val="14"/>
+              </w:rPr>
+              <w:t>Santé</w:t>
+            </w:r>
+          </w:p>
+        </w:tc>
+        <w:tc>
+          <w:tcPr>
+            <w:tcW w:type="dxa" w:w="1531"/>
+          </w:tcPr>
+          <w:p>
+            <w:r>
+              <w:rPr>
+                <w:b/>
+                <w:i w:val="0"/>
+                <w:color w:val="16A34A"/>
+                <w:sz w:val="16"/>
+              </w:rPr>
+              <w:t>—</w:t>
+            </w:r>
+          </w:p>
+        </w:tc>
+        <w:tc>
+          <w:tcPr>
+            <w:tcW w:type="dxa" w:w="1191"/>
+          </w:tcPr>
+          <w:p>
+            <w:r>
+              <w:rPr>
+                <w:b w:val="0"/>
+                <w:i w:val="0"/>
+                <w:color w:val="64748B"/>
+                <w:sz w:val="16"/>
+              </w:rPr>
+              <w:t>GT-CQ</w:t>
+            </w:r>
+          </w:p>
+        </w:tc>
+        <w:tc>
+          <w:tcPr>
+            <w:tcW w:type="dxa" w:w="4706"/>
+          </w:tcPr>
+          <w:p>
+            <w:r>
+              <w:rPr>
+                <w:b w:val="0"/>
+                <w:i w:val="0"/>
+                <w:sz w:val="17"/>
+              </w:rPr>
+              <w:t>Prière de verifier cette incohérence auprès de l'enquêté ou confirmer.</w:t>
+            </w:r>
+          </w:p>
+        </w:tc>
+      </w:tr>
+      <w:tr>
+        <w:tc>
+          <w:tcPr>
+            <w:tcW w:type="dxa" w:w="964"/>
+          </w:tcPr>
+          <w:p>
+            <w:r>
+              <w:rPr>
+                <w:b/>
+                <w:i w:val="0"/>
+                <w:color w:val="DC2626"/>
+                <w:sz w:val="16"/>
+              </w:rPr>
+              <w:t>Haute</w:t>
+            </w:r>
+          </w:p>
+        </w:tc>
+        <w:tc>
+          <w:tcPr>
+            <w:tcW w:type="dxa" w:w="1247"/>
+          </w:tcPr>
+          <w:p>
+            <w:r>
+              <w:rPr>
+                <w:b/>
+                <w:i w:val="0"/>
+                <w:sz w:val="16"/>
+              </w:rPr>
+              <w:t>S07</w:t>
+              <w:br/>
+            </w:r>
+            <w:r>
+              <w:rPr>
+                <w:b w:val="0"/>
+                <w:i w:val="0"/>
+                <w:color w:val="64748B"/>
+                <w:sz w:val="14"/>
+              </w:rPr>
+              <w:t>Consommation alimentaire</w:t>
+            </w:r>
+          </w:p>
+        </w:tc>
+        <w:tc>
+          <w:tcPr>
+            <w:tcW w:type="dxa" w:w="1531"/>
+          </w:tcPr>
+          <w:p>
+            <w:r>
+              <w:rPr>
+                <w:b/>
+                <w:i w:val="0"/>
+                <w:color w:val="16A34A"/>
+                <w:sz w:val="16"/>
+              </w:rPr>
+              <w:t>s00q27, s01q03a, s01q03b, s01q03c, s02q04, s03q14, s04q15, s04q16</w:t>
+            </w:r>
+          </w:p>
+        </w:tc>
+        <w:tc>
+          <w:tcPr>
+            <w:tcW w:type="dxa" w:w="1191"/>
+          </w:tcPr>
+          <w:p>
+            <w:r>
+              <w:rPr>
+                <w:b w:val="0"/>
+                <w:i w:val="0"/>
+                <w:color w:val="64748B"/>
+                <w:sz w:val="16"/>
+              </w:rPr>
+              <w:t>GT-CQ</w:t>
+            </w:r>
+          </w:p>
+        </w:tc>
+        <w:tc>
+          <w:tcPr>
+            <w:tcW w:type="dxa" w:w="4706"/>
+          </w:tcPr>
+          <w:p>
+            <w:r>
+              <w:rPr>
+                <w:b w:val="0"/>
+                <w:i w:val="0"/>
+                <w:sz w:val="17"/>
+              </w:rPr>
+              <w:t>Incohérence!! Dans ce ménage, chaque individus consomme par jour .8571429 Kg  de cereale; Prière de vérifier les quantités prises des produits cérealiers (de Riz local Gambiaka à Autres semoules de céréales) auprès du ménage ou confirmer avec le QG.</w:t>
+            </w:r>
+          </w:p>
+        </w:tc>
+      </w:tr>
+      <w:tr>
+        <w:tc>
+          <w:tcPr>
+            <w:tcW w:type="dxa" w:w="964"/>
+          </w:tcPr>
+          <w:p>
+            <w:r>
+              <w:rPr>
+                <w:b/>
+                <w:i w:val="0"/>
+                <w:color w:val="DC2626"/>
+                <w:sz w:val="16"/>
+              </w:rPr>
+              <w:t>Haute</w:t>
+            </w:r>
+          </w:p>
+        </w:tc>
+        <w:tc>
+          <w:tcPr>
+            <w:tcW w:type="dxa" w:w="1247"/>
+          </w:tcPr>
+          <w:p>
+            <w:r>
+              <w:rPr>
+                <w:b/>
+                <w:i w:val="0"/>
+                <w:sz w:val="16"/>
+              </w:rPr>
+              <w:t>S10</w:t>
+              <w:br/>
+            </w:r>
+            <w:r>
+              <w:rPr>
+                <w:b w:val="0"/>
+                <w:i w:val="0"/>
+                <w:color w:val="64748B"/>
+                <w:sz w:val="14"/>
+              </w:rPr>
+              <w:t>Logement</w:t>
+            </w:r>
+          </w:p>
+        </w:tc>
+        <w:tc>
+          <w:tcPr>
+            <w:tcW w:type="dxa" w:w="1531"/>
+          </w:tcPr>
+          <w:p>
+            <w:r>
+              <w:rPr>
+                <w:b/>
+                <w:i w:val="0"/>
+                <w:color w:val="16A34A"/>
+                <w:sz w:val="16"/>
+              </w:rPr>
+              <w:t>s10q46, s10q47</w:t>
+            </w:r>
+          </w:p>
+        </w:tc>
+        <w:tc>
+          <w:tcPr>
+            <w:tcW w:type="dxa" w:w="1191"/>
+          </w:tcPr>
+          <w:p>
+            <w:r>
+              <w:rPr>
+                <w:b w:val="0"/>
+                <w:i w:val="0"/>
+                <w:color w:val="64748B"/>
+                <w:sz w:val="16"/>
+              </w:rPr>
+              <w:t>GT-CQ</w:t>
+            </w:r>
+          </w:p>
+        </w:tc>
+        <w:tc>
+          <w:tcPr>
+            <w:tcW w:type="dxa" w:w="4706"/>
+          </w:tcPr>
+          <w:p>
+            <w:r>
+              <w:rPr>
+                <w:b w:val="0"/>
+                <w:i w:val="0"/>
+                <w:sz w:val="17"/>
+              </w:rPr>
+              <w:t>Incohérence!! L'entreprise Transformation de savon dit avoir réçu une somme sur la revente de ces marchandises achetées et revendues en état (s10q46 est differnt de 0) mais n'a depensé aucune somme sur l'achat des marchandises revendues en état (s10q47==0), prière de fournir plus d'effort pour estimer le montant obtenu sur la depense de ces marchandises achetées et revendues en état.</w:t>
+            </w:r>
+          </w:p>
+        </w:tc>
+      </w:tr>
+      <w:tr>
+        <w:tc>
+          <w:tcPr>
+            <w:tcW w:type="dxa" w:w="964"/>
+          </w:tcPr>
+          <w:p>
+            <w:r>
+              <w:rPr>
+                <w:b/>
+                <w:i w:val="0"/>
+                <w:color w:val="DC2626"/>
+                <w:sz w:val="16"/>
+              </w:rPr>
+              <w:t>Haute</w:t>
+            </w:r>
+          </w:p>
+        </w:tc>
+        <w:tc>
+          <w:tcPr>
+            <w:tcW w:type="dxa" w:w="1247"/>
+          </w:tcPr>
+          <w:p>
+            <w:r>
+              <w:rPr>
+                <w:b/>
+                <w:i w:val="0"/>
+                <w:sz w:val="16"/>
+              </w:rPr>
+              <w:t>S11</w:t>
+              <w:br/>
+            </w:r>
+            <w:r>
+              <w:rPr>
+                <w:b w:val="0"/>
+                <w:i w:val="0"/>
+                <w:color w:val="64748B"/>
+                <w:sz w:val="14"/>
+              </w:rPr>
+              <w:t>Logement / cadre de vie</w:t>
+            </w:r>
+          </w:p>
+        </w:tc>
+        <w:tc>
+          <w:tcPr>
+            <w:tcW w:type="dxa" w:w="1531"/>
+          </w:tcPr>
+          <w:p>
+            <w:r>
+              <w:rPr>
+                <w:b/>
+                <w:i w:val="0"/>
+                <w:color w:val="16A34A"/>
+                <w:sz w:val="16"/>
+              </w:rPr>
+              <w:t>—</w:t>
+            </w:r>
+          </w:p>
+        </w:tc>
+        <w:tc>
+          <w:tcPr>
+            <w:tcW w:type="dxa" w:w="1191"/>
+          </w:tcPr>
+          <w:p>
+            <w:r>
+              <w:rPr>
+                <w:b w:val="0"/>
+                <w:i w:val="0"/>
+                <w:color w:val="64748B"/>
+                <w:sz w:val="16"/>
+              </w:rPr>
+              <w:t>GT-CQ</w:t>
+            </w:r>
+          </w:p>
+        </w:tc>
+        <w:tc>
+          <w:tcPr>
+            <w:tcW w:type="dxa" w:w="4706"/>
+          </w:tcPr>
+          <w:p>
+            <w:r>
+              <w:rPr>
+                <w:b w:val="0"/>
+                <w:i w:val="0"/>
+                <w:sz w:val="17"/>
+              </w:rPr>
+              <w:t>Incoherence!! Le ménage a depensé .</w:t>
+            </w:r>
+          </w:p>
+        </w:tc>
+      </w:tr>
+      <w:tr>
+        <w:tc>
+          <w:tcPr>
+            <w:tcW w:type="dxa" w:w="964"/>
+          </w:tcPr>
+          <w:p>
+            <w:r>
+              <w:rPr>
+                <w:b/>
+                <w:i w:val="0"/>
+                <w:color w:val="DC2626"/>
+                <w:sz w:val="16"/>
+              </w:rPr>
+              <w:t>Haute</w:t>
+            </w:r>
+          </w:p>
+        </w:tc>
+        <w:tc>
+          <w:tcPr>
+            <w:tcW w:type="dxa" w:w="1247"/>
+          </w:tcPr>
+          <w:p>
+            <w:r>
+              <w:rPr>
+                <w:b/>
+                <w:i w:val="0"/>
+                <w:sz w:val="16"/>
+              </w:rPr>
+              <w:t>S11</w:t>
+              <w:br/>
+            </w:r>
+            <w:r>
+              <w:rPr>
+                <w:b w:val="0"/>
+                <w:i w:val="0"/>
+                <w:color w:val="64748B"/>
+                <w:sz w:val="14"/>
+              </w:rPr>
+              <w:t>Logement / cadre de vie</w:t>
+            </w:r>
+          </w:p>
+        </w:tc>
+        <w:tc>
+          <w:tcPr>
+            <w:tcW w:type="dxa" w:w="1531"/>
+          </w:tcPr>
+          <w:p>
+            <w:r>
+              <w:rPr>
+                <w:b/>
+                <w:i w:val="0"/>
+                <w:color w:val="16A34A"/>
+                <w:sz w:val="16"/>
+              </w:rPr>
+              <w:t>s01q29, s01q31, s04q24, s00q04, s11q21, s09fq03, s09fq011</w:t>
+            </w:r>
+          </w:p>
+        </w:tc>
+        <w:tc>
+          <w:tcPr>
+            <w:tcW w:type="dxa" w:w="1191"/>
+          </w:tcPr>
+          <w:p>
+            <w:r>
+              <w:rPr>
+                <w:b w:val="0"/>
+                <w:i w:val="0"/>
+                <w:color w:val="64748B"/>
+                <w:sz w:val="16"/>
+              </w:rPr>
+              <w:t>GT-CQ</w:t>
+            </w:r>
+          </w:p>
+        </w:tc>
+        <w:tc>
+          <w:tcPr>
+            <w:tcW w:type="dxa" w:w="4706"/>
+          </w:tcPr>
+          <w:p>
+            <w:r>
+              <w:rPr>
+                <w:b w:val="0"/>
+                <w:i w:val="0"/>
+                <w:sz w:val="17"/>
+              </w:rPr>
+              <w:t>FCFA dans Frais de connexion au réseau de distribution d'eau mais dit ne pas être connecté à un réseau d'eau courante, prière de corriger cette incoherenceAttention!!! Les ménages vivants dans un(e) Case à KOLDA Rural ont généralement comme principal matériau de revêtement du sol du logement le/la Terre battue/Sable, mais celui du ménage de MAOULIDOU DIAO (Ciment/Béton) diffère de celui-ci.</w:t>
+            </w:r>
+          </w:p>
+        </w:tc>
+      </w:tr>
+      <w:tr>
+        <w:tc>
+          <w:tcPr>
+            <w:tcW w:type="dxa" w:w="964"/>
+          </w:tcPr>
+          <w:p>
+            <w:r>
+              <w:rPr>
+                <w:b/>
+                <w:i w:val="0"/>
+                <w:color w:val="DC2626"/>
+                <w:sz w:val="16"/>
+              </w:rPr>
+              <w:t>Haute</w:t>
+            </w:r>
+          </w:p>
+        </w:tc>
+        <w:tc>
+          <w:tcPr>
+            <w:tcW w:type="dxa" w:w="1247"/>
+          </w:tcPr>
+          <w:p>
+            <w:r>
+              <w:rPr>
+                <w:b/>
+                <w:i w:val="0"/>
+                <w:sz w:val="16"/>
+              </w:rPr>
+              <w:t>S19</w:t>
+              <w:br/>
+            </w:r>
+            <w:r>
+              <w:rPr>
+                <w:b w:val="0"/>
+                <w:i w:val="0"/>
+                <w:color w:val="64748B"/>
+                <w:sz w:val="14"/>
+              </w:rPr>
+              <w:t>Entreprises non agricoles</w:t>
+            </w:r>
+          </w:p>
+        </w:tc>
+        <w:tc>
+          <w:tcPr>
+            <w:tcW w:type="dxa" w:w="1531"/>
+          </w:tcPr>
+          <w:p>
+            <w:r>
+              <w:rPr>
+                <w:b/>
+                <w:i w:val="0"/>
+                <w:color w:val="16A34A"/>
+                <w:sz w:val="16"/>
+              </w:rPr>
+              <w:t>s02q02__1, s02q15, s02q17, s03q16, s04q27, s04q43, s04q63, s05q11</w:t>
+            </w:r>
+          </w:p>
+        </w:tc>
+        <w:tc>
+          <w:tcPr>
+            <w:tcW w:type="dxa" w:w="1191"/>
+          </w:tcPr>
+          <w:p>
+            <w:r>
+              <w:rPr>
+                <w:b w:val="0"/>
+                <w:i w:val="0"/>
+                <w:color w:val="64748B"/>
+                <w:sz w:val="16"/>
+              </w:rPr>
+              <w:t>GT-CQ</w:t>
+            </w:r>
+          </w:p>
+        </w:tc>
+        <w:tc>
+          <w:tcPr>
+            <w:tcW w:type="dxa" w:w="4706"/>
+          </w:tcPr>
+          <w:p>
+            <w:r>
+              <w:rPr>
+                <w:b w:val="0"/>
+                <w:i w:val="0"/>
+                <w:sz w:val="17"/>
+              </w:rPr>
+              <w:t>Incohérence!! Le prix d'achat de Animaux de labour ne doit pas être égal 0 même si le ménage l'a reçu en cadeau prière de leurs aider à faire une estimation.</w:t>
+            </w:r>
+          </w:p>
+        </w:tc>
+      </w:tr>
+      <w:tr>
+        <w:tc>
+          <w:tcPr>
+            <w:tcW w:type="dxa" w:w="964"/>
+          </w:tcPr>
+          <w:p>
+            <w:r>
+              <w:rPr>
+                <w:b/>
+                <w:i w:val="0"/>
+                <w:color w:val="DC2626"/>
+                <w:sz w:val="16"/>
+              </w:rPr>
+              <w:t>Haute</w:t>
+            </w:r>
+          </w:p>
+        </w:tc>
+        <w:tc>
+          <w:tcPr>
+            <w:tcW w:type="dxa" w:w="1247"/>
+          </w:tcPr>
+          <w:p>
+            <w:r>
+              <w:rPr>
+                <w:b/>
+                <w:i w:val="0"/>
+                <w:sz w:val="16"/>
+              </w:rPr>
+              <w:t>S19</w:t>
+              <w:br/>
+            </w:r>
+            <w:r>
+              <w:rPr>
+                <w:b w:val="0"/>
+                <w:i w:val="0"/>
+                <w:color w:val="64748B"/>
+                <w:sz w:val="14"/>
+              </w:rPr>
+              <w:t>Entreprises non agricoles</w:t>
+            </w:r>
+          </w:p>
+        </w:tc>
+        <w:tc>
+          <w:tcPr>
+            <w:tcW w:type="dxa" w:w="1531"/>
+          </w:tcPr>
+          <w:p>
+            <w:r>
+              <w:rPr>
+                <w:b/>
+                <w:i w:val="0"/>
+                <w:color w:val="16A34A"/>
+                <w:sz w:val="16"/>
+              </w:rPr>
+              <w:t>s01q02, s02q01__1, s02q02__1, s02q03__1, s02q15, s03q17, s04q28, s04q35d</w:t>
+            </w:r>
+          </w:p>
+        </w:tc>
+        <w:tc>
+          <w:tcPr>
+            <w:tcW w:type="dxa" w:w="1191"/>
+          </w:tcPr>
+          <w:p>
+            <w:r>
+              <w:rPr>
+                <w:b w:val="0"/>
+                <w:i w:val="0"/>
+                <w:color w:val="64748B"/>
+                <w:sz w:val="16"/>
+              </w:rPr>
+              <w:t>GT-CQ</w:t>
+            </w:r>
+          </w:p>
+        </w:tc>
+        <w:tc>
+          <w:tcPr>
+            <w:tcW w:type="dxa" w:w="4706"/>
+          </w:tcPr>
+          <w:p>
+            <w:r>
+              <w:rPr>
+                <w:b w:val="0"/>
+                <w:i w:val="0"/>
+                <w:sz w:val="17"/>
+              </w:rPr>
+              <w:t>Incohérence!! Le prix de revente de Animaux de labour dans cette section 19 ne doit pas être égal 0 même si le ménage l'a reçu en cadeau prière de leurs aider à faire une estimation.</w:t>
+            </w:r>
+          </w:p>
+        </w:tc>
+      </w:tr>
+      <w:tr>
+        <w:tc>
+          <w:tcPr>
+            <w:tcW w:type="dxa" w:w="964"/>
+          </w:tcPr>
+          <w:p>
+            <w:r>
+              <w:rPr>
+                <w:b/>
+                <w:i w:val="0"/>
+                <w:color w:val="EA580C"/>
+                <w:sz w:val="16"/>
+              </w:rPr>
+              <w:t>Moyenne</w:t>
+            </w:r>
+          </w:p>
+        </w:tc>
+        <w:tc>
+          <w:tcPr>
+            <w:tcW w:type="dxa" w:w="1247"/>
+          </w:tcPr>
+          <w:p>
+            <w:r>
+              <w:rPr>
+                <w:b/>
+                <w:i w:val="0"/>
+                <w:sz w:val="16"/>
+              </w:rPr>
+              <w:t>S00</w:t>
+              <w:br/>
+            </w:r>
+            <w:r>
+              <w:rPr>
+                <w:b w:val="0"/>
+                <w:i w:val="0"/>
+                <w:color w:val="64748B"/>
+                <w:sz w:val="14"/>
+              </w:rPr>
+              <w:t>Identification</w:t>
+            </w:r>
+          </w:p>
+        </w:tc>
+        <w:tc>
+          <w:tcPr>
+            <w:tcW w:type="dxa" w:w="1531"/>
+          </w:tcPr>
+          <w:p>
+            <w:r>
+              <w:rPr>
+                <w:b/>
+                <w:i w:val="0"/>
+                <w:color w:val="16A34A"/>
+                <w:sz w:val="16"/>
+              </w:rPr>
+              <w:t>s00q27</w:t>
+            </w:r>
+          </w:p>
+        </w:tc>
+        <w:tc>
+          <w:tcPr>
+            <w:tcW w:type="dxa" w:w="1191"/>
+          </w:tcPr>
+          <w:p>
+            <w:r>
+              <w:rPr>
+                <w:b w:val="0"/>
+                <w:i w:val="0"/>
+                <w:color w:val="64748B"/>
+                <w:sz w:val="16"/>
+              </w:rPr>
+              <w:t>GT-CQ</w:t>
+            </w:r>
+          </w:p>
+        </w:tc>
+        <w:tc>
+          <w:tcPr>
+            <w:tcW w:type="dxa" w:w="4706"/>
+          </w:tcPr>
+          <w:p>
+            <w:r>
+              <w:rPr>
+                <w:b w:val="0"/>
+                <w:i w:val="0"/>
+                <w:sz w:val="17"/>
+              </w:rPr>
+              <w:t>Vous avez declaré que le questionnaire est complètement fini mais le questionnaire est en statut partiel, prière de mettre le questionnaire en statut complet s'il est fini.</w:t>
+            </w:r>
+          </w:p>
+        </w:tc>
+      </w:tr>
+      <w:tr>
+        <w:tc>
+          <w:tcPr>
+            <w:tcW w:type="dxa" w:w="964"/>
+          </w:tcPr>
+          <w:p>
+            <w:r>
+              <w:rPr>
+                <w:b/>
+                <w:i w:val="0"/>
+                <w:color w:val="EA580C"/>
+                <w:sz w:val="16"/>
+              </w:rPr>
+              <w:t>Moyenne</w:t>
+            </w:r>
+          </w:p>
+        </w:tc>
+        <w:tc>
+          <w:tcPr>
+            <w:tcW w:type="dxa" w:w="1247"/>
+          </w:tcPr>
+          <w:p>
+            <w:r>
+              <w:rPr>
+                <w:b/>
+                <w:i w:val="0"/>
+                <w:sz w:val="16"/>
+              </w:rPr>
+              <w:t>S00</w:t>
+              <w:br/>
+            </w:r>
+            <w:r>
+              <w:rPr>
+                <w:b w:val="0"/>
+                <w:i w:val="0"/>
+                <w:color w:val="64748B"/>
+                <w:sz w:val="14"/>
+              </w:rPr>
+              <w:t>Identification</w:t>
+            </w:r>
+          </w:p>
+        </w:tc>
+        <w:tc>
+          <w:tcPr>
+            <w:tcW w:type="dxa" w:w="1531"/>
+          </w:tcPr>
+          <w:p>
+            <w:r>
+              <w:rPr>
+                <w:b/>
+                <w:i w:val="0"/>
+                <w:color w:val="16A34A"/>
+                <w:sz w:val="16"/>
+              </w:rPr>
+              <w:t>—</w:t>
+            </w:r>
+          </w:p>
+        </w:tc>
+        <w:tc>
+          <w:tcPr>
+            <w:tcW w:type="dxa" w:w="1191"/>
+          </w:tcPr>
+          <w:p>
+            <w:r>
+              <w:rPr>
+                <w:b w:val="0"/>
+                <w:i w:val="0"/>
+                <w:color w:val="64748B"/>
+                <w:sz w:val="16"/>
+              </w:rPr>
+              <w:t>GT-CQ</w:t>
+            </w:r>
+          </w:p>
+        </w:tc>
+        <w:tc>
+          <w:tcPr>
+            <w:tcW w:type="dxa" w:w="4706"/>
+          </w:tcPr>
+          <w:p>
+            <w:r>
+              <w:rPr>
+                <w:b w:val="0"/>
+                <w:i w:val="0"/>
+                <w:sz w:val="17"/>
+              </w:rPr>
+              <w:t>Il est obligatoire de prendre les coordonnées Gps avant d'administrer le questionnaire.</w:t>
+            </w:r>
+          </w:p>
+        </w:tc>
+      </w:tr>
+      <w:tr>
+        <w:tc>
+          <w:tcPr>
+            <w:tcW w:type="dxa" w:w="964"/>
+          </w:tcPr>
+          <w:p>
+            <w:r>
+              <w:rPr>
+                <w:b/>
+                <w:i w:val="0"/>
+                <w:color w:val="EA580C"/>
+                <w:sz w:val="16"/>
+              </w:rPr>
+              <w:t>Moyenne</w:t>
+            </w:r>
+          </w:p>
+        </w:tc>
+        <w:tc>
+          <w:tcPr>
+            <w:tcW w:type="dxa" w:w="1247"/>
+          </w:tcPr>
+          <w:p>
+            <w:r>
+              <w:rPr>
+                <w:b/>
+                <w:i w:val="0"/>
+                <w:sz w:val="16"/>
+              </w:rPr>
+              <w:t>S00</w:t>
+              <w:br/>
+            </w:r>
+            <w:r>
+              <w:rPr>
+                <w:b w:val="0"/>
+                <w:i w:val="0"/>
+                <w:color w:val="64748B"/>
+                <w:sz w:val="14"/>
+              </w:rPr>
+              <w:t>Identification</w:t>
+            </w:r>
+          </w:p>
+        </w:tc>
+        <w:tc>
+          <w:tcPr>
+            <w:tcW w:type="dxa" w:w="1531"/>
+          </w:tcPr>
+          <w:p>
+            <w:r>
+              <w:rPr>
+                <w:b/>
+                <w:i w:val="0"/>
+                <w:color w:val="16A34A"/>
+                <w:sz w:val="16"/>
+              </w:rPr>
+              <w:t>—</w:t>
+            </w:r>
+          </w:p>
+        </w:tc>
+        <w:tc>
+          <w:tcPr>
+            <w:tcW w:type="dxa" w:w="1191"/>
+          </w:tcPr>
+          <w:p>
+            <w:r>
+              <w:rPr>
+                <w:b w:val="0"/>
+                <w:i w:val="0"/>
+                <w:color w:val="64748B"/>
+                <w:sz w:val="16"/>
+              </w:rPr>
+              <w:t>GT-CQ</w:t>
+            </w:r>
+          </w:p>
+        </w:tc>
+        <w:tc>
+          <w:tcPr>
+            <w:tcW w:type="dxa" w:w="4706"/>
+          </w:tcPr>
+          <w:p>
+            <w:r>
+              <w:rPr>
+                <w:b w:val="0"/>
+                <w:i w:val="0"/>
+                <w:sz w:val="17"/>
+              </w:rPr>
+              <w:t>Prière de prendre les coordonnées GPS.</w:t>
+            </w:r>
+          </w:p>
+        </w:tc>
+      </w:tr>
+      <w:tr>
+        <w:tc>
+          <w:tcPr>
+            <w:tcW w:type="dxa" w:w="964"/>
+          </w:tcPr>
+          <w:p>
+            <w:r>
+              <w:rPr>
+                <w:b/>
+                <w:i w:val="0"/>
+                <w:color w:val="EA580C"/>
+                <w:sz w:val="16"/>
+              </w:rPr>
+              <w:t>Moyenne</w:t>
+            </w:r>
+          </w:p>
+        </w:tc>
+        <w:tc>
+          <w:tcPr>
+            <w:tcW w:type="dxa" w:w="1247"/>
+          </w:tcPr>
+          <w:p>
+            <w:r>
+              <w:rPr>
+                <w:b/>
+                <w:i w:val="0"/>
+                <w:sz w:val="16"/>
+              </w:rPr>
+              <w:t>S00</w:t>
+              <w:br/>
+            </w:r>
+            <w:r>
+              <w:rPr>
+                <w:b w:val="0"/>
+                <w:i w:val="0"/>
+                <w:color w:val="64748B"/>
+                <w:sz w:val="14"/>
+              </w:rPr>
+              <w:t>Identification</w:t>
+            </w:r>
+          </w:p>
+        </w:tc>
+        <w:tc>
+          <w:tcPr>
+            <w:tcW w:type="dxa" w:w="1531"/>
+          </w:tcPr>
+          <w:p>
+            <w:r>
+              <w:rPr>
+                <w:b/>
+                <w:i w:val="0"/>
+                <w:color w:val="16A34A"/>
+                <w:sz w:val="16"/>
+              </w:rPr>
+              <w:t>—</w:t>
+            </w:r>
+          </w:p>
+        </w:tc>
+        <w:tc>
+          <w:tcPr>
+            <w:tcW w:type="dxa" w:w="1191"/>
+          </w:tcPr>
+          <w:p>
+            <w:r>
+              <w:rPr>
+                <w:b w:val="0"/>
+                <w:i w:val="0"/>
+                <w:color w:val="64748B"/>
+                <w:sz w:val="16"/>
+              </w:rPr>
+              <w:t>GT-CQ</w:t>
+            </w:r>
+          </w:p>
+        </w:tc>
+        <w:tc>
+          <w:tcPr>
+            <w:tcW w:type="dxa" w:w="4706"/>
+          </w:tcPr>
+          <w:p>
+            <w:r>
+              <w:rPr>
+                <w:b w:val="0"/>
+                <w:i w:val="0"/>
+                <w:sz w:val="17"/>
+              </w:rPr>
+              <w:t>L'adresse ou la localisation du ménage doit être bien renseignée, ne doit pas contenir des numéros de téléphone et elle semble courte pour être une adresse.</w:t>
+            </w:r>
+          </w:p>
+        </w:tc>
+      </w:tr>
+      <w:tr>
+        <w:tc>
+          <w:tcPr>
+            <w:tcW w:type="dxa" w:w="964"/>
+          </w:tcPr>
+          <w:p>
+            <w:r>
+              <w:rPr>
+                <w:b/>
+                <w:i w:val="0"/>
+                <w:color w:val="EA580C"/>
+                <w:sz w:val="16"/>
+              </w:rPr>
+              <w:t>Moyenne</w:t>
+            </w:r>
+          </w:p>
+        </w:tc>
+        <w:tc>
+          <w:tcPr>
+            <w:tcW w:type="dxa" w:w="1247"/>
+          </w:tcPr>
+          <w:p>
+            <w:r>
+              <w:rPr>
+                <w:b/>
+                <w:i w:val="0"/>
+                <w:sz w:val="16"/>
+              </w:rPr>
+              <w:t>S00</w:t>
+              <w:br/>
+            </w:r>
+            <w:r>
+              <w:rPr>
+                <w:b w:val="0"/>
+                <w:i w:val="0"/>
+                <w:color w:val="64748B"/>
+                <w:sz w:val="14"/>
+              </w:rPr>
+              <w:t>Identification</w:t>
+            </w:r>
+          </w:p>
+        </w:tc>
+        <w:tc>
+          <w:tcPr>
+            <w:tcW w:type="dxa" w:w="1531"/>
+          </w:tcPr>
+          <w:p>
+            <w:r>
+              <w:rPr>
+                <w:b/>
+                <w:i w:val="0"/>
+                <w:color w:val="16A34A"/>
+                <w:sz w:val="16"/>
+              </w:rPr>
+              <w:t>—</w:t>
+            </w:r>
+          </w:p>
+        </w:tc>
+        <w:tc>
+          <w:tcPr>
+            <w:tcW w:type="dxa" w:w="1191"/>
+          </w:tcPr>
+          <w:p>
+            <w:r>
+              <w:rPr>
+                <w:b w:val="0"/>
+                <w:i w:val="0"/>
+                <w:color w:val="64748B"/>
+                <w:sz w:val="16"/>
+              </w:rPr>
+              <w:t>GT-CQ</w:t>
+            </w:r>
+          </w:p>
+        </w:tc>
+        <w:tc>
+          <w:tcPr>
+            <w:tcW w:type="dxa" w:w="4706"/>
+          </w:tcPr>
+          <w:p>
+            <w:r>
+              <w:rPr>
+                <w:b w:val="0"/>
+                <w:i w:val="0"/>
+                <w:sz w:val="17"/>
+              </w:rPr>
+              <w:t>Prière de renseigner la bonne adresse.</w:t>
+            </w:r>
+          </w:p>
+        </w:tc>
+      </w:tr>
+      <w:tr>
+        <w:tc>
+          <w:tcPr>
+            <w:tcW w:type="dxa" w:w="964"/>
+          </w:tcPr>
+          <w:p>
+            <w:r>
+              <w:rPr>
+                <w:b/>
+                <w:i w:val="0"/>
+                <w:color w:val="EA580C"/>
+                <w:sz w:val="16"/>
+              </w:rPr>
+              <w:t>Moyenne</w:t>
+            </w:r>
+          </w:p>
+        </w:tc>
+        <w:tc>
+          <w:tcPr>
+            <w:tcW w:type="dxa" w:w="1247"/>
+          </w:tcPr>
+          <w:p>
+            <w:r>
+              <w:rPr>
+                <w:b/>
+                <w:i w:val="0"/>
+                <w:sz w:val="16"/>
+              </w:rPr>
+              <w:t>S01</w:t>
+              <w:br/>
+            </w:r>
+            <w:r>
+              <w:rPr>
+                <w:b w:val="0"/>
+                <w:i w:val="0"/>
+                <w:color w:val="64748B"/>
+                <w:sz w:val="14"/>
+              </w:rPr>
+              <w:t>Démographie</w:t>
+            </w:r>
+          </w:p>
+        </w:tc>
+        <w:tc>
+          <w:tcPr>
+            <w:tcW w:type="dxa" w:w="1531"/>
+          </w:tcPr>
+          <w:p>
+            <w:r>
+              <w:rPr>
+                <w:b/>
+                <w:i w:val="0"/>
+                <w:color w:val="16A34A"/>
+                <w:sz w:val="16"/>
+              </w:rPr>
+              <w:t>—</w:t>
+            </w:r>
+          </w:p>
+        </w:tc>
+        <w:tc>
+          <w:tcPr>
+            <w:tcW w:type="dxa" w:w="1191"/>
+          </w:tcPr>
+          <w:p>
+            <w:r>
+              <w:rPr>
+                <w:b w:val="0"/>
+                <w:i w:val="0"/>
+                <w:color w:val="64748B"/>
+                <w:sz w:val="16"/>
+              </w:rPr>
+              <w:t>GT-CQ</w:t>
+            </w:r>
+          </w:p>
+        </w:tc>
+        <w:tc>
+          <w:tcPr>
+            <w:tcW w:type="dxa" w:w="4706"/>
+          </w:tcPr>
+          <w:p>
+            <w:r>
+              <w:rPr>
+                <w:b w:val="0"/>
+                <w:i w:val="0"/>
+                <w:sz w:val="17"/>
+              </w:rPr>
+              <w:t>Prière de verifier l'information donnée par Aly diao ou corriger au niveau de la section 1.</w:t>
+            </w:r>
+          </w:p>
+        </w:tc>
+      </w:tr>
+      <w:tr>
+        <w:tc>
+          <w:tcPr>
+            <w:tcW w:type="dxa" w:w="964"/>
+          </w:tcPr>
+          <w:p>
+            <w:r>
+              <w:rPr>
+                <w:b/>
+                <w:i w:val="0"/>
+                <w:color w:val="EA580C"/>
+                <w:sz w:val="16"/>
+              </w:rPr>
+              <w:t>Moyenne</w:t>
+            </w:r>
+          </w:p>
+        </w:tc>
+        <w:tc>
+          <w:tcPr>
+            <w:tcW w:type="dxa" w:w="1247"/>
+          </w:tcPr>
+          <w:p>
+            <w:r>
+              <w:rPr>
+                <w:b/>
+                <w:i w:val="0"/>
+                <w:sz w:val="16"/>
+              </w:rPr>
+              <w:t>S01</w:t>
+              <w:br/>
+            </w:r>
+            <w:r>
+              <w:rPr>
+                <w:b w:val="0"/>
+                <w:i w:val="0"/>
+                <w:color w:val="64748B"/>
+                <w:sz w:val="14"/>
+              </w:rPr>
+              <w:t>Démographie</w:t>
+            </w:r>
+          </w:p>
+        </w:tc>
+        <w:tc>
+          <w:tcPr>
+            <w:tcW w:type="dxa" w:w="1531"/>
+          </w:tcPr>
+          <w:p>
+            <w:r>
+              <w:rPr>
+                <w:b/>
+                <w:i w:val="0"/>
+                <w:color w:val="16A34A"/>
+                <w:sz w:val="16"/>
+              </w:rPr>
+              <w:t>—</w:t>
+            </w:r>
+          </w:p>
+        </w:tc>
+        <w:tc>
+          <w:tcPr>
+            <w:tcW w:type="dxa" w:w="1191"/>
+          </w:tcPr>
+          <w:p>
+            <w:r>
+              <w:rPr>
+                <w:b w:val="0"/>
+                <w:i w:val="0"/>
+                <w:color w:val="64748B"/>
+                <w:sz w:val="16"/>
+              </w:rPr>
+              <w:t>GT-CQ</w:t>
+            </w:r>
+          </w:p>
+        </w:tc>
+        <w:tc>
+          <w:tcPr>
+            <w:tcW w:type="dxa" w:w="4706"/>
+          </w:tcPr>
+          <w:p>
+            <w:r>
+              <w:rPr>
+                <w:b w:val="0"/>
+                <w:i w:val="0"/>
+                <w:sz w:val="17"/>
+              </w:rPr>
+              <w:t>Prière de verifier l'information donnée par Demba diao ou corriger au niveau de la section 1.</w:t>
+            </w:r>
+          </w:p>
+        </w:tc>
+      </w:tr>
+      <w:tr>
+        <w:tc>
+          <w:tcPr>
+            <w:tcW w:type="dxa" w:w="964"/>
+          </w:tcPr>
+          <w:p>
+            <w:r>
+              <w:rPr>
+                <w:b/>
+                <w:i w:val="0"/>
+                <w:color w:val="EA580C"/>
+                <w:sz w:val="16"/>
+              </w:rPr>
+              <w:t>Moyenne</w:t>
+            </w:r>
+          </w:p>
+        </w:tc>
+        <w:tc>
+          <w:tcPr>
+            <w:tcW w:type="dxa" w:w="1247"/>
+          </w:tcPr>
+          <w:p>
+            <w:r>
+              <w:rPr>
+                <w:b/>
+                <w:i w:val="0"/>
+                <w:sz w:val="16"/>
+              </w:rPr>
+              <w:t>S01</w:t>
+              <w:br/>
+            </w:r>
+            <w:r>
+              <w:rPr>
+                <w:b w:val="0"/>
+                <w:i w:val="0"/>
+                <w:color w:val="64748B"/>
+                <w:sz w:val="14"/>
+              </w:rPr>
+              <w:t>Démographie</w:t>
+            </w:r>
+          </w:p>
+        </w:tc>
+        <w:tc>
+          <w:tcPr>
+            <w:tcW w:type="dxa" w:w="1531"/>
+          </w:tcPr>
+          <w:p>
+            <w:r>
+              <w:rPr>
+                <w:b/>
+                <w:i w:val="0"/>
+                <w:color w:val="16A34A"/>
+                <w:sz w:val="16"/>
+              </w:rPr>
+              <w:t>—</w:t>
+            </w:r>
+          </w:p>
+        </w:tc>
+        <w:tc>
+          <w:tcPr>
+            <w:tcW w:type="dxa" w:w="1191"/>
+          </w:tcPr>
+          <w:p>
+            <w:r>
+              <w:rPr>
+                <w:b w:val="0"/>
+                <w:i w:val="0"/>
+                <w:color w:val="64748B"/>
+                <w:sz w:val="16"/>
+              </w:rPr>
+              <w:t>GT-CQ</w:t>
+            </w:r>
+          </w:p>
+        </w:tc>
+        <w:tc>
+          <w:tcPr>
+            <w:tcW w:type="dxa" w:w="4706"/>
+          </w:tcPr>
+          <w:p>
+            <w:r>
+              <w:rPr>
+                <w:b w:val="0"/>
+                <w:i w:val="0"/>
+                <w:sz w:val="17"/>
+              </w:rPr>
+              <w:t>Prière de verifier l'information donnée par Mariama diao ou corriger au niveau de la section 1.</w:t>
+            </w:r>
+          </w:p>
+        </w:tc>
+      </w:tr>
+      <w:tr>
+        <w:tc>
+          <w:tcPr>
+            <w:tcW w:type="dxa" w:w="964"/>
+          </w:tcPr>
+          <w:p>
+            <w:r>
+              <w:rPr>
+                <w:b/>
+                <w:i w:val="0"/>
+                <w:color w:val="EA580C"/>
+                <w:sz w:val="16"/>
+              </w:rPr>
+              <w:t>Moyenne</w:t>
+            </w:r>
+          </w:p>
+        </w:tc>
+        <w:tc>
+          <w:tcPr>
+            <w:tcW w:type="dxa" w:w="1247"/>
+          </w:tcPr>
+          <w:p>
+            <w:r>
+              <w:rPr>
+                <w:b/>
+                <w:i w:val="0"/>
+                <w:sz w:val="16"/>
+              </w:rPr>
+              <w:t>S01</w:t>
+              <w:br/>
+            </w:r>
+            <w:r>
+              <w:rPr>
+                <w:b w:val="0"/>
+                <w:i w:val="0"/>
+                <w:color w:val="64748B"/>
+                <w:sz w:val="14"/>
+              </w:rPr>
+              <w:t>Démographie</w:t>
+            </w:r>
+          </w:p>
+        </w:tc>
+        <w:tc>
+          <w:tcPr>
+            <w:tcW w:type="dxa" w:w="1531"/>
+          </w:tcPr>
+          <w:p>
+            <w:r>
+              <w:rPr>
+                <w:b/>
+                <w:i w:val="0"/>
+                <w:color w:val="16A34A"/>
+                <w:sz w:val="16"/>
+              </w:rPr>
+              <w:t>—</w:t>
+            </w:r>
+          </w:p>
+        </w:tc>
+        <w:tc>
+          <w:tcPr>
+            <w:tcW w:type="dxa" w:w="1191"/>
+          </w:tcPr>
+          <w:p>
+            <w:r>
+              <w:rPr>
+                <w:b w:val="0"/>
+                <w:i w:val="0"/>
+                <w:color w:val="64748B"/>
+                <w:sz w:val="16"/>
+              </w:rPr>
+              <w:t>GT-CQ</w:t>
+            </w:r>
+          </w:p>
+        </w:tc>
+        <w:tc>
+          <w:tcPr>
+            <w:tcW w:type="dxa" w:w="4706"/>
+          </w:tcPr>
+          <w:p>
+            <w:r>
+              <w:rPr>
+                <w:b w:val="0"/>
+                <w:i w:val="0"/>
+                <w:sz w:val="17"/>
+              </w:rPr>
+              <w:t>Prière de verifier l'information donnée par boubacar diao ou corriger au niveau de la section 1.</w:t>
+            </w:r>
+          </w:p>
+        </w:tc>
+      </w:tr>
+      <w:tr>
+        <w:tc>
+          <w:tcPr>
+            <w:tcW w:type="dxa" w:w="964"/>
+          </w:tcPr>
+          <w:p>
+            <w:r>
+              <w:rPr>
+                <w:b/>
+                <w:i w:val="0"/>
+                <w:color w:val="EA580C"/>
+                <w:sz w:val="16"/>
+              </w:rPr>
+              <w:t>Moyenne</w:t>
+            </w:r>
+          </w:p>
+        </w:tc>
+        <w:tc>
+          <w:tcPr>
+            <w:tcW w:type="dxa" w:w="1247"/>
+          </w:tcPr>
+          <w:p>
+            <w:r>
+              <w:rPr>
+                <w:b/>
+                <w:i w:val="0"/>
+                <w:sz w:val="16"/>
+              </w:rPr>
+              <w:t>S01</w:t>
+              <w:br/>
+            </w:r>
+            <w:r>
+              <w:rPr>
+                <w:b w:val="0"/>
+                <w:i w:val="0"/>
+                <w:color w:val="64748B"/>
+                <w:sz w:val="14"/>
+              </w:rPr>
+              <w:t>Démographie</w:t>
+            </w:r>
+          </w:p>
+        </w:tc>
+        <w:tc>
+          <w:tcPr>
+            <w:tcW w:type="dxa" w:w="1531"/>
+          </w:tcPr>
+          <w:p>
+            <w:r>
+              <w:rPr>
+                <w:b/>
+                <w:i w:val="0"/>
+                <w:color w:val="16A34A"/>
+                <w:sz w:val="16"/>
+              </w:rPr>
+              <w:t>s01q10_1</w:t>
+            </w:r>
+          </w:p>
+        </w:tc>
+        <w:tc>
+          <w:tcPr>
+            <w:tcW w:type="dxa" w:w="1191"/>
+          </w:tcPr>
+          <w:p>
+            <w:r>
+              <w:rPr>
+                <w:b w:val="0"/>
+                <w:i w:val="0"/>
+                <w:color w:val="64748B"/>
+                <w:sz w:val="16"/>
+              </w:rPr>
+              <w:t>GT-CQ</w:t>
+            </w:r>
+          </w:p>
+        </w:tc>
+        <w:tc>
+          <w:tcPr>
+            <w:tcW w:type="dxa" w:w="4706"/>
+          </w:tcPr>
+          <w:p>
+            <w:r>
+              <w:rPr>
+                <w:b w:val="0"/>
+                <w:i w:val="0"/>
+                <w:sz w:val="17"/>
+              </w:rPr>
+              <w:t>La taille du ménage lors de l'enquête principale (7) de ce ménage est inférieur à la taille du denombrement (13), prière de fournir des explications concrètes ou aller revisiter le ménage.</w:t>
+            </w:r>
+          </w:p>
+        </w:tc>
+      </w:tr>
+      <w:tr>
+        <w:tc>
+          <w:tcPr>
+            <w:tcW w:type="dxa" w:w="964"/>
+          </w:tcPr>
+          <w:p>
+            <w:r>
+              <w:rPr>
+                <w:b/>
+                <w:i w:val="0"/>
+                <w:color w:val="EA580C"/>
+                <w:sz w:val="16"/>
+              </w:rPr>
+              <w:t>Moyenne</w:t>
+            </w:r>
+          </w:p>
+        </w:tc>
+        <w:tc>
+          <w:tcPr>
+            <w:tcW w:type="dxa" w:w="1247"/>
+          </w:tcPr>
+          <w:p>
+            <w:r>
+              <w:rPr>
+                <w:b/>
+                <w:i w:val="0"/>
+                <w:sz w:val="16"/>
+              </w:rPr>
               <w:t>S02</w:t>
               <w:br/>
             </w:r>
@@ -904,7 +2524,7 @@
                 <w:color w:val="16A34A"/>
                 <w:sz w:val="16"/>
               </w:rPr>
-              <w:t>s02q33, s01q00b</w:t>
+              <w:t>—</w:t>
             </w:r>
           </w:p>
         </w:tc>
@@ -935,7 +2555,7 @@
                 <w:i w:val="0"/>
                 <w:sz w:val="17"/>
               </w:rPr>
-              <w:t>Incoherent!!! La dernière fois que Maoulidou Diao a  fréquenté l'école est 9999.</w:t>
+              <w:t>Prière de vous adresser à Maoulidou Diao pour avoir l'année exacte.</w:t>
             </w:r>
           </w:p>
         </w:tc>
@@ -950,10 +2570,10 @@
               <w:rPr>
                 <w:b/>
                 <w:i w:val="0"/>
-                <w:color w:val="DC2626"/>
+                <w:color w:val="EA580C"/>
                 <w:sz w:val="16"/>
               </w:rPr>
-              <w:t>Haute</w:t>
+              <w:t>Moyenne</w:t>
             </w:r>
           </w:p>
         </w:tc>
@@ -968,7 +2588,7 @@
                 <w:i w:val="0"/>
                 <w:sz w:val="16"/>
               </w:rPr>
-              <w:t>S03</w:t>
+              <w:t>S02</w:t>
               <w:br/>
             </w:r>
             <w:r>
@@ -978,7 +2598,7 @@
                 <w:color w:val="64748B"/>
                 <w:sz w:val="14"/>
               </w:rPr>
-              <w:t>Santé</w:t>
+              <w:t>Éducation</w:t>
             </w:r>
           </w:p>
         </w:tc>
@@ -1025,7 +2645,7 @@
                 <w:i w:val="0"/>
                 <w:sz w:val="17"/>
               </w:rPr>
-              <w:t>Incohérent !!! Adama baldè s'est consulté la première fois pour cette maladie (Problème cardiaque) chez un médecin généraliste et vous dites que  Adama baldè n'est pas concerné par le montant des frais de consultation d'un médecin généraliste (3.14=9999).</w:t>
+              <w:t>Le montant des frais de cantines ou de restauration (1800 FCFA) pour l'année scolaire de Demba diao qui fréquente 4ème année de Primaire  semble faible.</w:t>
             </w:r>
           </w:p>
         </w:tc>
@@ -1040,10 +2660,10 @@
               <w:rPr>
                 <w:b/>
                 <w:i w:val="0"/>
-                <w:color w:val="DC2626"/>
+                <w:color w:val="EA580C"/>
                 <w:sz w:val="16"/>
               </w:rPr>
-              <w:t>Haute</w:t>
+              <w:t>Moyenne</w:t>
             </w:r>
           </w:p>
         </w:tc>
@@ -1058,7 +2678,7 @@
                 <w:i w:val="0"/>
                 <w:sz w:val="16"/>
               </w:rPr>
-              <w:t>S03</w:t>
+              <w:t>S02</w:t>
               <w:br/>
             </w:r>
             <w:r>
@@ -1068,7 +2688,7 @@
                 <w:color w:val="64748B"/>
                 <w:sz w:val="14"/>
               </w:rPr>
-              <w:t>Santé</w:t>
+              <w:t>Éducation</w:t>
             </w:r>
           </w:p>
         </w:tc>
@@ -1115,7 +2735,7 @@
                 <w:i w:val="0"/>
                 <w:sz w:val="17"/>
               </w:rPr>
-              <w:t>Prière de verifier cette incohérence auprès de l'enquêté ou confirmer.</w:t>
+              <w:t>Veuillez, s'il vous plait, confirmer ces informations avec le QG ou apporter les corrections nécessaires.</w:t>
             </w:r>
           </w:p>
         </w:tc>
@@ -1130,10 +2750,10 @@
               <w:rPr>
                 <w:b/>
                 <w:i w:val="0"/>
-                <w:color w:val="DC2626"/>
+                <w:color w:val="EA580C"/>
                 <w:sz w:val="16"/>
               </w:rPr>
-              <w:t>Haute</w:t>
+              <w:t>Moyenne</w:t>
             </w:r>
           </w:p>
         </w:tc>
@@ -1148,7 +2768,7 @@
                 <w:i w:val="0"/>
                 <w:sz w:val="16"/>
               </w:rPr>
-              <w:t>S07</w:t>
+              <w:t>S02</w:t>
               <w:br/>
             </w:r>
             <w:r>
@@ -1158,7 +2778,7 @@
                 <w:color w:val="64748B"/>
                 <w:sz w:val="14"/>
               </w:rPr>
-              <w:t>Consommation alimentaire</w:t>
+              <w:t>Éducation</w:t>
             </w:r>
           </w:p>
         </w:tc>
@@ -1174,7 +2794,7 @@
                 <w:color w:val="16A34A"/>
                 <w:sz w:val="16"/>
               </w:rPr>
-              <w:t>s00q27, s01q03a, s01q03b, s01q03c, s02q04, s03q14, s04q15, s04q16</w:t>
+              <w:t>—</w:t>
             </w:r>
           </w:p>
         </w:tc>
@@ -1205,1897 +2825,7 @@
                 <w:i w:val="0"/>
                 <w:sz w:val="17"/>
               </w:rPr>
-              <w:t>Incohérence!! Dans ce ménage, chaque individus consomme par jour .8571429 Kg  de cereale; Prière de vérifier les quantités prises des produits cérealiers (de Riz local Gambiaka à Autres semoules de céréales) auprès du ménage ou confirmer avec le QG.</w:t>
-            </w:r>
-          </w:p>
-        </w:tc>
-      </w:tr>
-      <w:tr>
-        <w:tc>
-          <w:tcPr>
-            <w:tcW w:type="dxa" w:w="964"/>
-          </w:tcPr>
-          <w:p>
-            <w:r>
-              <w:rPr>
-                <w:b/>
-                <w:i w:val="0"/>
-                <w:color w:val="DC2626"/>
-                <w:sz w:val="16"/>
-              </w:rPr>
-              <w:t>Haute</w:t>
-            </w:r>
-          </w:p>
-        </w:tc>
-        <w:tc>
-          <w:tcPr>
-            <w:tcW w:type="dxa" w:w="1247"/>
-          </w:tcPr>
-          <w:p>
-            <w:r>
-              <w:rPr>
-                <w:b/>
-                <w:i w:val="0"/>
-                <w:sz w:val="16"/>
-              </w:rPr>
-              <w:t>S10</w:t>
-              <w:br/>
-            </w:r>
-            <w:r>
-              <w:rPr>
-                <w:b w:val="0"/>
-                <w:i w:val="0"/>
-                <w:color w:val="64748B"/>
-                <w:sz w:val="14"/>
-              </w:rPr>
-              <w:t>Logement</w:t>
-            </w:r>
-          </w:p>
-        </w:tc>
-        <w:tc>
-          <w:tcPr>
-            <w:tcW w:type="dxa" w:w="1531"/>
-          </w:tcPr>
-          <w:p>
-            <w:r>
-              <w:rPr>
-                <w:b/>
-                <w:i w:val="0"/>
-                <w:color w:val="16A34A"/>
-                <w:sz w:val="16"/>
-              </w:rPr>
-              <w:t>s10q46, s10q47</w:t>
-            </w:r>
-          </w:p>
-        </w:tc>
-        <w:tc>
-          <w:tcPr>
-            <w:tcW w:type="dxa" w:w="1191"/>
-          </w:tcPr>
-          <w:p>
-            <w:r>
-              <w:rPr>
-                <w:b w:val="0"/>
-                <w:i w:val="0"/>
-                <w:color w:val="64748B"/>
-                <w:sz w:val="16"/>
-              </w:rPr>
-              <w:t>GT-CQ</w:t>
-            </w:r>
-          </w:p>
-        </w:tc>
-        <w:tc>
-          <w:tcPr>
-            <w:tcW w:type="dxa" w:w="4706"/>
-          </w:tcPr>
-          <w:p>
-            <w:r>
-              <w:rPr>
-                <w:b w:val="0"/>
-                <w:i w:val="0"/>
-                <w:sz w:val="17"/>
-              </w:rPr>
-              <w:t>Incohérence!! L'entreprise Transformation de savon dit avoir réçu une somme sur la revente de ces marchandises achetées et revendues en état (s10q46 est differnt de 0) mais n'a depensé aucune somme sur l'achat des marchandises revendues en état (s10q47==0), prière de fournir plus d'effort pour estimer le montant obtenu sur la depense de ces marchandises achetées et revendues en état.</w:t>
-            </w:r>
-          </w:p>
-        </w:tc>
-      </w:tr>
-      <w:tr>
-        <w:tc>
-          <w:tcPr>
-            <w:tcW w:type="dxa" w:w="964"/>
-          </w:tcPr>
-          <w:p>
-            <w:r>
-              <w:rPr>
-                <w:b/>
-                <w:i w:val="0"/>
-                <w:color w:val="DC2626"/>
-                <w:sz w:val="16"/>
-              </w:rPr>
-              <w:t>Haute</w:t>
-            </w:r>
-          </w:p>
-        </w:tc>
-        <w:tc>
-          <w:tcPr>
-            <w:tcW w:type="dxa" w:w="1247"/>
-          </w:tcPr>
-          <w:p>
-            <w:r>
-              <w:rPr>
-                <w:b/>
-                <w:i w:val="0"/>
-                <w:sz w:val="16"/>
-              </w:rPr>
-              <w:t>S11</w:t>
-              <w:br/>
-            </w:r>
-            <w:r>
-              <w:rPr>
-                <w:b w:val="0"/>
-                <w:i w:val="0"/>
-                <w:color w:val="64748B"/>
-                <w:sz w:val="14"/>
-              </w:rPr>
-              <w:t>Logement / cadre de vie</w:t>
-            </w:r>
-          </w:p>
-        </w:tc>
-        <w:tc>
-          <w:tcPr>
-            <w:tcW w:type="dxa" w:w="1531"/>
-          </w:tcPr>
-          <w:p>
-            <w:r>
-              <w:rPr>
-                <w:b/>
-                <w:i w:val="0"/>
-                <w:color w:val="16A34A"/>
-                <w:sz w:val="16"/>
-              </w:rPr>
-              <w:t>—</w:t>
-            </w:r>
-          </w:p>
-        </w:tc>
-        <w:tc>
-          <w:tcPr>
-            <w:tcW w:type="dxa" w:w="1191"/>
-          </w:tcPr>
-          <w:p>
-            <w:r>
-              <w:rPr>
-                <w:b w:val="0"/>
-                <w:i w:val="0"/>
-                <w:color w:val="64748B"/>
-                <w:sz w:val="16"/>
-              </w:rPr>
-              <w:t>GT-CQ</w:t>
-            </w:r>
-          </w:p>
-        </w:tc>
-        <w:tc>
-          <w:tcPr>
-            <w:tcW w:type="dxa" w:w="4706"/>
-          </w:tcPr>
-          <w:p>
-            <w:r>
-              <w:rPr>
-                <w:b w:val="0"/>
-                <w:i w:val="0"/>
-                <w:sz w:val="17"/>
-              </w:rPr>
-              <w:t>Incoherence!! Le ménage a depensé .</w:t>
-            </w:r>
-          </w:p>
-        </w:tc>
-      </w:tr>
-      <w:tr>
-        <w:tc>
-          <w:tcPr>
-            <w:tcW w:type="dxa" w:w="964"/>
-          </w:tcPr>
-          <w:p>
-            <w:r>
-              <w:rPr>
-                <w:b/>
-                <w:i w:val="0"/>
-                <w:color w:val="DC2626"/>
-                <w:sz w:val="16"/>
-              </w:rPr>
-              <w:t>Haute</w:t>
-            </w:r>
-          </w:p>
-        </w:tc>
-        <w:tc>
-          <w:tcPr>
-            <w:tcW w:type="dxa" w:w="1247"/>
-          </w:tcPr>
-          <w:p>
-            <w:r>
-              <w:rPr>
-                <w:b/>
-                <w:i w:val="0"/>
-                <w:sz w:val="16"/>
-              </w:rPr>
-              <w:t>S11</w:t>
-              <w:br/>
-            </w:r>
-            <w:r>
-              <w:rPr>
-                <w:b w:val="0"/>
-                <w:i w:val="0"/>
-                <w:color w:val="64748B"/>
-                <w:sz w:val="14"/>
-              </w:rPr>
-              <w:t>Logement / cadre de vie</w:t>
-            </w:r>
-          </w:p>
-        </w:tc>
-        <w:tc>
-          <w:tcPr>
-            <w:tcW w:type="dxa" w:w="1531"/>
-          </w:tcPr>
-          <w:p>
-            <w:r>
-              <w:rPr>
-                <w:b/>
-                <w:i w:val="0"/>
-                <w:color w:val="16A34A"/>
-                <w:sz w:val="16"/>
-              </w:rPr>
-              <w:t>s01q29, s01q31, s04q24, s00q04, s11q21, s09fq03, s09fq011</w:t>
-            </w:r>
-          </w:p>
-        </w:tc>
-        <w:tc>
-          <w:tcPr>
-            <w:tcW w:type="dxa" w:w="1191"/>
-          </w:tcPr>
-          <w:p>
-            <w:r>
-              <w:rPr>
-                <w:b w:val="0"/>
-                <w:i w:val="0"/>
-                <w:color w:val="64748B"/>
-                <w:sz w:val="16"/>
-              </w:rPr>
-              <w:t>GT-CQ</w:t>
-            </w:r>
-          </w:p>
-        </w:tc>
-        <w:tc>
-          <w:tcPr>
-            <w:tcW w:type="dxa" w:w="4706"/>
-          </w:tcPr>
-          <w:p>
-            <w:r>
-              <w:rPr>
-                <w:b w:val="0"/>
-                <w:i w:val="0"/>
-                <w:sz w:val="17"/>
-              </w:rPr>
-              <w:t>FCFA dans Frais de connexion au réseau de distribution d'eau mais dit ne pas être connecté à un réseau d'eau courante, prière de corriger cette incoherenceAttention!!! Les ménages vivants dans un(e) Case à KOLDA Rural ont généralement comme principal matériau de revêtement du sol du logement le/la Terre battue/Sable, mais celui du ménage de MAOULIDOU DIAO (Ciment/Béton) diffère de celui-ci.</w:t>
-            </w:r>
-          </w:p>
-        </w:tc>
-      </w:tr>
-      <w:tr>
-        <w:tc>
-          <w:tcPr>
-            <w:tcW w:type="dxa" w:w="964"/>
-          </w:tcPr>
-          <w:p>
-            <w:r>
-              <w:rPr>
-                <w:b/>
-                <w:i w:val="0"/>
-                <w:color w:val="DC2626"/>
-                <w:sz w:val="16"/>
-              </w:rPr>
-              <w:t>Haute</w:t>
-            </w:r>
-          </w:p>
-        </w:tc>
-        <w:tc>
-          <w:tcPr>
-            <w:tcW w:type="dxa" w:w="1247"/>
-          </w:tcPr>
-          <w:p>
-            <w:r>
-              <w:rPr>
-                <w:b/>
-                <w:i w:val="0"/>
-                <w:sz w:val="16"/>
-              </w:rPr>
-              <w:t>S19</w:t>
-              <w:br/>
-            </w:r>
-            <w:r>
-              <w:rPr>
-                <w:b w:val="0"/>
-                <w:i w:val="0"/>
-                <w:color w:val="64748B"/>
-                <w:sz w:val="14"/>
-              </w:rPr>
-              <w:t>Entreprises non agricoles</w:t>
-            </w:r>
-          </w:p>
-        </w:tc>
-        <w:tc>
-          <w:tcPr>
-            <w:tcW w:type="dxa" w:w="1531"/>
-          </w:tcPr>
-          <w:p>
-            <w:r>
-              <w:rPr>
-                <w:b/>
-                <w:i w:val="0"/>
-                <w:color w:val="16A34A"/>
-                <w:sz w:val="16"/>
-              </w:rPr>
-              <w:t>s02q02__1, s02q15, s02q17, s03q16, s04q27, s04q43, s04q63, s05q11</w:t>
-            </w:r>
-          </w:p>
-        </w:tc>
-        <w:tc>
-          <w:tcPr>
-            <w:tcW w:type="dxa" w:w="1191"/>
-          </w:tcPr>
-          <w:p>
-            <w:r>
-              <w:rPr>
-                <w:b w:val="0"/>
-                <w:i w:val="0"/>
-                <w:color w:val="64748B"/>
-                <w:sz w:val="16"/>
-              </w:rPr>
-              <w:t>GT-CQ</w:t>
-            </w:r>
-          </w:p>
-        </w:tc>
-        <w:tc>
-          <w:tcPr>
-            <w:tcW w:type="dxa" w:w="4706"/>
-          </w:tcPr>
-          <w:p>
-            <w:r>
-              <w:rPr>
-                <w:b w:val="0"/>
-                <w:i w:val="0"/>
-                <w:sz w:val="17"/>
-              </w:rPr>
-              <w:t>Incohérence!! Le prix d'achat de Animaux de labour ne doit pas être égal 0 même si le ménage l'a reçu en cadeau prière de leurs aider à faire une estimation.</w:t>
-            </w:r>
-          </w:p>
-        </w:tc>
-      </w:tr>
-      <w:tr>
-        <w:tc>
-          <w:tcPr>
-            <w:tcW w:type="dxa" w:w="964"/>
-          </w:tcPr>
-          <w:p>
-            <w:r>
-              <w:rPr>
-                <w:b/>
-                <w:i w:val="0"/>
-                <w:color w:val="DC2626"/>
-                <w:sz w:val="16"/>
-              </w:rPr>
-              <w:t>Haute</w:t>
-            </w:r>
-          </w:p>
-        </w:tc>
-        <w:tc>
-          <w:tcPr>
-            <w:tcW w:type="dxa" w:w="1247"/>
-          </w:tcPr>
-          <w:p>
-            <w:r>
-              <w:rPr>
-                <w:b/>
-                <w:i w:val="0"/>
-                <w:sz w:val="16"/>
-              </w:rPr>
-              <w:t>S19</w:t>
-              <w:br/>
-            </w:r>
-            <w:r>
-              <w:rPr>
-                <w:b w:val="0"/>
-                <w:i w:val="0"/>
-                <w:color w:val="64748B"/>
-                <w:sz w:val="14"/>
-              </w:rPr>
-              <w:t>Entreprises non agricoles</w:t>
-            </w:r>
-          </w:p>
-        </w:tc>
-        <w:tc>
-          <w:tcPr>
-            <w:tcW w:type="dxa" w:w="1531"/>
-          </w:tcPr>
-          <w:p>
-            <w:r>
-              <w:rPr>
-                <w:b/>
-                <w:i w:val="0"/>
-                <w:color w:val="16A34A"/>
-                <w:sz w:val="16"/>
-              </w:rPr>
-              <w:t>s01q02, s02q01__1, s02q02__1, s02q03__1, s02q15, s03q17, s04q28, s04q35d</w:t>
-            </w:r>
-          </w:p>
-        </w:tc>
-        <w:tc>
-          <w:tcPr>
-            <w:tcW w:type="dxa" w:w="1191"/>
-          </w:tcPr>
-          <w:p>
-            <w:r>
-              <w:rPr>
-                <w:b w:val="0"/>
-                <w:i w:val="0"/>
-                <w:color w:val="64748B"/>
-                <w:sz w:val="16"/>
-              </w:rPr>
-              <w:t>GT-CQ</w:t>
-            </w:r>
-          </w:p>
-        </w:tc>
-        <w:tc>
-          <w:tcPr>
-            <w:tcW w:type="dxa" w:w="4706"/>
-          </w:tcPr>
-          <w:p>
-            <w:r>
-              <w:rPr>
-                <w:b w:val="0"/>
-                <w:i w:val="0"/>
-                <w:sz w:val="17"/>
-              </w:rPr>
-              <w:t>Incohérence!! Le prix de revente de Animaux de labour dans cette section 19 ne doit pas être égal 0 même si le ménage l'a reçu en cadeau prière de leurs aider à faire une estimation.</w:t>
-            </w:r>
-          </w:p>
-        </w:tc>
-      </w:tr>
-      <w:tr>
-        <w:tc>
-          <w:tcPr>
-            <w:tcW w:type="dxa" w:w="964"/>
-          </w:tcPr>
-          <w:p>
-            <w:r>
-              <w:rPr>
-                <w:b/>
-                <w:i w:val="0"/>
-                <w:color w:val="EA580C"/>
-                <w:sz w:val="16"/>
-              </w:rPr>
-              <w:t>Moyenne</w:t>
-            </w:r>
-          </w:p>
-        </w:tc>
-        <w:tc>
-          <w:tcPr>
-            <w:tcW w:type="dxa" w:w="1247"/>
-          </w:tcPr>
-          <w:p>
-            <w:r>
-              <w:rPr>
-                <w:b/>
-                <w:i w:val="0"/>
-                <w:sz w:val="16"/>
-              </w:rPr>
-              <w:t>S00</w:t>
-              <w:br/>
-            </w:r>
-            <w:r>
-              <w:rPr>
-                <w:b w:val="0"/>
-                <w:i w:val="0"/>
-                <w:color w:val="64748B"/>
-                <w:sz w:val="14"/>
-              </w:rPr>
-              <w:t>Identification</w:t>
-            </w:r>
-          </w:p>
-        </w:tc>
-        <w:tc>
-          <w:tcPr>
-            <w:tcW w:type="dxa" w:w="1531"/>
-          </w:tcPr>
-          <w:p>
-            <w:r>
-              <w:rPr>
-                <w:b/>
-                <w:i w:val="0"/>
-                <w:color w:val="16A34A"/>
-                <w:sz w:val="16"/>
-              </w:rPr>
-              <w:t>s00q27</w:t>
-            </w:r>
-          </w:p>
-        </w:tc>
-        <w:tc>
-          <w:tcPr>
-            <w:tcW w:type="dxa" w:w="1191"/>
-          </w:tcPr>
-          <w:p>
-            <w:r>
-              <w:rPr>
-                <w:b w:val="0"/>
-                <w:i w:val="0"/>
-                <w:color w:val="64748B"/>
-                <w:sz w:val="16"/>
-              </w:rPr>
-              <w:t>GT-CQ</w:t>
-            </w:r>
-          </w:p>
-        </w:tc>
-        <w:tc>
-          <w:tcPr>
-            <w:tcW w:type="dxa" w:w="4706"/>
-          </w:tcPr>
-          <w:p>
-            <w:r>
-              <w:rPr>
-                <w:b w:val="0"/>
-                <w:i w:val="0"/>
-                <w:sz w:val="17"/>
-              </w:rPr>
-              <w:t>Vous avez declaré que le questionnaire est complètement fini mais le questionnaire est en statut partiel, prière de mettre le questionnaire en statut complet s'il est fini.</w:t>
-            </w:r>
-          </w:p>
-        </w:tc>
-      </w:tr>
-      <w:tr>
-        <w:tc>
-          <w:tcPr>
-            <w:tcW w:type="dxa" w:w="964"/>
-          </w:tcPr>
-          <w:p>
-            <w:r>
-              <w:rPr>
-                <w:b/>
-                <w:i w:val="0"/>
-                <w:color w:val="EA580C"/>
-                <w:sz w:val="16"/>
-              </w:rPr>
-              <w:t>Moyenne</w:t>
-            </w:r>
-          </w:p>
-        </w:tc>
-        <w:tc>
-          <w:tcPr>
-            <w:tcW w:type="dxa" w:w="1247"/>
-          </w:tcPr>
-          <w:p>
-            <w:r>
-              <w:rPr>
-                <w:b/>
-                <w:i w:val="0"/>
-                <w:sz w:val="16"/>
-              </w:rPr>
-              <w:t>S00</w:t>
-              <w:br/>
-            </w:r>
-            <w:r>
-              <w:rPr>
-                <w:b w:val="0"/>
-                <w:i w:val="0"/>
-                <w:color w:val="64748B"/>
-                <w:sz w:val="14"/>
-              </w:rPr>
-              <w:t>Identification</w:t>
-            </w:r>
-          </w:p>
-        </w:tc>
-        <w:tc>
-          <w:tcPr>
-            <w:tcW w:type="dxa" w:w="1531"/>
-          </w:tcPr>
-          <w:p>
-            <w:r>
-              <w:rPr>
-                <w:b/>
-                <w:i w:val="0"/>
-                <w:color w:val="16A34A"/>
-                <w:sz w:val="16"/>
-              </w:rPr>
-              <w:t>—</w:t>
-            </w:r>
-          </w:p>
-        </w:tc>
-        <w:tc>
-          <w:tcPr>
-            <w:tcW w:type="dxa" w:w="1191"/>
-          </w:tcPr>
-          <w:p>
-            <w:r>
-              <w:rPr>
-                <w:b w:val="0"/>
-                <w:i w:val="0"/>
-                <w:color w:val="64748B"/>
-                <w:sz w:val="16"/>
-              </w:rPr>
-              <w:t>GT-CQ</w:t>
-            </w:r>
-          </w:p>
-        </w:tc>
-        <w:tc>
-          <w:tcPr>
-            <w:tcW w:type="dxa" w:w="4706"/>
-          </w:tcPr>
-          <w:p>
-            <w:r>
-              <w:rPr>
-                <w:b w:val="0"/>
-                <w:i w:val="0"/>
-                <w:sz w:val="17"/>
-              </w:rPr>
-              <w:t>Il est obligatoire de prendre les coordonnées Gps avant d'administrer le questionnaire.</w:t>
-            </w:r>
-          </w:p>
-        </w:tc>
-      </w:tr>
-      <w:tr>
-        <w:tc>
-          <w:tcPr>
-            <w:tcW w:type="dxa" w:w="964"/>
-          </w:tcPr>
-          <w:p>
-            <w:r>
-              <w:rPr>
-                <w:b/>
-                <w:i w:val="0"/>
-                <w:color w:val="EA580C"/>
-                <w:sz w:val="16"/>
-              </w:rPr>
-              <w:t>Moyenne</w:t>
-            </w:r>
-          </w:p>
-        </w:tc>
-        <w:tc>
-          <w:tcPr>
-            <w:tcW w:type="dxa" w:w="1247"/>
-          </w:tcPr>
-          <w:p>
-            <w:r>
-              <w:rPr>
-                <w:b/>
-                <w:i w:val="0"/>
-                <w:sz w:val="16"/>
-              </w:rPr>
-              <w:t>S00</w:t>
-              <w:br/>
-            </w:r>
-            <w:r>
-              <w:rPr>
-                <w:b w:val="0"/>
-                <w:i w:val="0"/>
-                <w:color w:val="64748B"/>
-                <w:sz w:val="14"/>
-              </w:rPr>
-              <w:t>Identification</w:t>
-            </w:r>
-          </w:p>
-        </w:tc>
-        <w:tc>
-          <w:tcPr>
-            <w:tcW w:type="dxa" w:w="1531"/>
-          </w:tcPr>
-          <w:p>
-            <w:r>
-              <w:rPr>
-                <w:b/>
-                <w:i w:val="0"/>
-                <w:color w:val="16A34A"/>
-                <w:sz w:val="16"/>
-              </w:rPr>
-              <w:t>—</w:t>
-            </w:r>
-          </w:p>
-        </w:tc>
-        <w:tc>
-          <w:tcPr>
-            <w:tcW w:type="dxa" w:w="1191"/>
-          </w:tcPr>
-          <w:p>
-            <w:r>
-              <w:rPr>
-                <w:b w:val="0"/>
-                <w:i w:val="0"/>
-                <w:color w:val="64748B"/>
-                <w:sz w:val="16"/>
-              </w:rPr>
-              <w:t>GT-CQ</w:t>
-            </w:r>
-          </w:p>
-        </w:tc>
-        <w:tc>
-          <w:tcPr>
-            <w:tcW w:type="dxa" w:w="4706"/>
-          </w:tcPr>
-          <w:p>
-            <w:r>
-              <w:rPr>
-                <w:b w:val="0"/>
-                <w:i w:val="0"/>
-                <w:sz w:val="17"/>
-              </w:rPr>
-              <w:t>Prière de prendre les coordonnées GPS.</w:t>
-            </w:r>
-          </w:p>
-        </w:tc>
-      </w:tr>
-      <w:tr>
-        <w:tc>
-          <w:tcPr>
-            <w:tcW w:type="dxa" w:w="964"/>
-          </w:tcPr>
-          <w:p>
-            <w:r>
-              <w:rPr>
-                <w:b/>
-                <w:i w:val="0"/>
-                <w:color w:val="EA580C"/>
-                <w:sz w:val="16"/>
-              </w:rPr>
-              <w:t>Moyenne</w:t>
-            </w:r>
-          </w:p>
-        </w:tc>
-        <w:tc>
-          <w:tcPr>
-            <w:tcW w:type="dxa" w:w="1247"/>
-          </w:tcPr>
-          <w:p>
-            <w:r>
-              <w:rPr>
-                <w:b/>
-                <w:i w:val="0"/>
-                <w:sz w:val="16"/>
-              </w:rPr>
-              <w:t>S00</w:t>
-              <w:br/>
-            </w:r>
-            <w:r>
-              <w:rPr>
-                <w:b w:val="0"/>
-                <w:i w:val="0"/>
-                <w:color w:val="64748B"/>
-                <w:sz w:val="14"/>
-              </w:rPr>
-              <w:t>Identification</w:t>
-            </w:r>
-          </w:p>
-        </w:tc>
-        <w:tc>
-          <w:tcPr>
-            <w:tcW w:type="dxa" w:w="1531"/>
-          </w:tcPr>
-          <w:p>
-            <w:r>
-              <w:rPr>
-                <w:b/>
-                <w:i w:val="0"/>
-                <w:color w:val="16A34A"/>
-                <w:sz w:val="16"/>
-              </w:rPr>
-              <w:t>—</w:t>
-            </w:r>
-          </w:p>
-        </w:tc>
-        <w:tc>
-          <w:tcPr>
-            <w:tcW w:type="dxa" w:w="1191"/>
-          </w:tcPr>
-          <w:p>
-            <w:r>
-              <w:rPr>
-                <w:b w:val="0"/>
-                <w:i w:val="0"/>
-                <w:color w:val="64748B"/>
-                <w:sz w:val="16"/>
-              </w:rPr>
-              <w:t>GT-CQ</w:t>
-            </w:r>
-          </w:p>
-        </w:tc>
-        <w:tc>
-          <w:tcPr>
-            <w:tcW w:type="dxa" w:w="4706"/>
-          </w:tcPr>
-          <w:p>
-            <w:r>
-              <w:rPr>
-                <w:b w:val="0"/>
-                <w:i w:val="0"/>
-                <w:sz w:val="17"/>
-              </w:rPr>
-              <w:t>L'adresse ou la localisation du ménage doit être bien renseignée, ne doit pas contenir des numéros de téléphone et elle semble courte pour être une adresse.</w:t>
-            </w:r>
-          </w:p>
-        </w:tc>
-      </w:tr>
-      <w:tr>
-        <w:tc>
-          <w:tcPr>
-            <w:tcW w:type="dxa" w:w="964"/>
-          </w:tcPr>
-          <w:p>
-            <w:r>
-              <w:rPr>
-                <w:b/>
-                <w:i w:val="0"/>
-                <w:color w:val="EA580C"/>
-                <w:sz w:val="16"/>
-              </w:rPr>
-              <w:t>Moyenne</w:t>
-            </w:r>
-          </w:p>
-        </w:tc>
-        <w:tc>
-          <w:tcPr>
-            <w:tcW w:type="dxa" w:w="1247"/>
-          </w:tcPr>
-          <w:p>
-            <w:r>
-              <w:rPr>
-                <w:b/>
-                <w:i w:val="0"/>
-                <w:sz w:val="16"/>
-              </w:rPr>
-              <w:t>S00</w:t>
-              <w:br/>
-            </w:r>
-            <w:r>
-              <w:rPr>
-                <w:b w:val="0"/>
-                <w:i w:val="0"/>
-                <w:color w:val="64748B"/>
-                <w:sz w:val="14"/>
-              </w:rPr>
-              <w:t>Identification</w:t>
-            </w:r>
-          </w:p>
-        </w:tc>
-        <w:tc>
-          <w:tcPr>
-            <w:tcW w:type="dxa" w:w="1531"/>
-          </w:tcPr>
-          <w:p>
-            <w:r>
-              <w:rPr>
-                <w:b/>
-                <w:i w:val="0"/>
-                <w:color w:val="16A34A"/>
-                <w:sz w:val="16"/>
-              </w:rPr>
-              <w:t>—</w:t>
-            </w:r>
-          </w:p>
-        </w:tc>
-        <w:tc>
-          <w:tcPr>
-            <w:tcW w:type="dxa" w:w="1191"/>
-          </w:tcPr>
-          <w:p>
-            <w:r>
-              <w:rPr>
-                <w:b w:val="0"/>
-                <w:i w:val="0"/>
-                <w:color w:val="64748B"/>
-                <w:sz w:val="16"/>
-              </w:rPr>
-              <w:t>GT-CQ</w:t>
-            </w:r>
-          </w:p>
-        </w:tc>
-        <w:tc>
-          <w:tcPr>
-            <w:tcW w:type="dxa" w:w="4706"/>
-          </w:tcPr>
-          <w:p>
-            <w:r>
-              <w:rPr>
-                <w:b w:val="0"/>
-                <w:i w:val="0"/>
-                <w:sz w:val="17"/>
-              </w:rPr>
-              <w:t>Prière de renseigner la bonne adresse.</w:t>
-            </w:r>
-          </w:p>
-        </w:tc>
-      </w:tr>
-      <w:tr>
-        <w:tc>
-          <w:tcPr>
-            <w:tcW w:type="dxa" w:w="964"/>
-          </w:tcPr>
-          <w:p>
-            <w:r>
-              <w:rPr>
-                <w:b/>
-                <w:i w:val="0"/>
-                <w:color w:val="EA580C"/>
-                <w:sz w:val="16"/>
-              </w:rPr>
-              <w:t>Moyenne</w:t>
-            </w:r>
-          </w:p>
-        </w:tc>
-        <w:tc>
-          <w:tcPr>
-            <w:tcW w:type="dxa" w:w="1247"/>
-          </w:tcPr>
-          <w:p>
-            <w:r>
-              <w:rPr>
-                <w:b/>
-                <w:i w:val="0"/>
-                <w:sz w:val="16"/>
-              </w:rPr>
-              <w:t>S01</w:t>
-              <w:br/>
-            </w:r>
-            <w:r>
-              <w:rPr>
-                <w:b w:val="0"/>
-                <w:i w:val="0"/>
-                <w:color w:val="64748B"/>
-                <w:sz w:val="14"/>
-              </w:rPr>
-              <w:t>Démographie</w:t>
-            </w:r>
-          </w:p>
-        </w:tc>
-        <w:tc>
-          <w:tcPr>
-            <w:tcW w:type="dxa" w:w="1531"/>
-          </w:tcPr>
-          <w:p>
-            <w:r>
-              <w:rPr>
-                <w:b/>
-                <w:i w:val="0"/>
-                <w:color w:val="16A34A"/>
-                <w:sz w:val="16"/>
-              </w:rPr>
-              <w:t>—</w:t>
-            </w:r>
-          </w:p>
-        </w:tc>
-        <w:tc>
-          <w:tcPr>
-            <w:tcW w:type="dxa" w:w="1191"/>
-          </w:tcPr>
-          <w:p>
-            <w:r>
-              <w:rPr>
-                <w:b w:val="0"/>
-                <w:i w:val="0"/>
-                <w:color w:val="64748B"/>
-                <w:sz w:val="16"/>
-              </w:rPr>
-              <w:t>GT-CQ</w:t>
-            </w:r>
-          </w:p>
-        </w:tc>
-        <w:tc>
-          <w:tcPr>
-            <w:tcW w:type="dxa" w:w="4706"/>
-          </w:tcPr>
-          <w:p>
-            <w:r>
-              <w:rPr>
-                <w:b w:val="0"/>
-                <w:i w:val="0"/>
-                <w:sz w:val="17"/>
-              </w:rPr>
-              <w:t>Prière de verifier l'information donnée par Aly diao ou corriger au niveau de la section 1.</w:t>
-            </w:r>
-          </w:p>
-        </w:tc>
-      </w:tr>
-      <w:tr>
-        <w:tc>
-          <w:tcPr>
-            <w:tcW w:type="dxa" w:w="964"/>
-          </w:tcPr>
-          <w:p>
-            <w:r>
-              <w:rPr>
-                <w:b/>
-                <w:i w:val="0"/>
-                <w:color w:val="EA580C"/>
-                <w:sz w:val="16"/>
-              </w:rPr>
-              <w:t>Moyenne</w:t>
-            </w:r>
-          </w:p>
-        </w:tc>
-        <w:tc>
-          <w:tcPr>
-            <w:tcW w:type="dxa" w:w="1247"/>
-          </w:tcPr>
-          <w:p>
-            <w:r>
-              <w:rPr>
-                <w:b/>
-                <w:i w:val="0"/>
-                <w:sz w:val="16"/>
-              </w:rPr>
-              <w:t>S01</w:t>
-              <w:br/>
-            </w:r>
-            <w:r>
-              <w:rPr>
-                <w:b w:val="0"/>
-                <w:i w:val="0"/>
-                <w:color w:val="64748B"/>
-                <w:sz w:val="14"/>
-              </w:rPr>
-              <w:t>Démographie</w:t>
-            </w:r>
-          </w:p>
-        </w:tc>
-        <w:tc>
-          <w:tcPr>
-            <w:tcW w:type="dxa" w:w="1531"/>
-          </w:tcPr>
-          <w:p>
-            <w:r>
-              <w:rPr>
-                <w:b/>
-                <w:i w:val="0"/>
-                <w:color w:val="16A34A"/>
-                <w:sz w:val="16"/>
-              </w:rPr>
-              <w:t>—</w:t>
-            </w:r>
-          </w:p>
-        </w:tc>
-        <w:tc>
-          <w:tcPr>
-            <w:tcW w:type="dxa" w:w="1191"/>
-          </w:tcPr>
-          <w:p>
-            <w:r>
-              <w:rPr>
-                <w:b w:val="0"/>
-                <w:i w:val="0"/>
-                <w:color w:val="64748B"/>
-                <w:sz w:val="16"/>
-              </w:rPr>
-              <w:t>GT-CQ</w:t>
-            </w:r>
-          </w:p>
-        </w:tc>
-        <w:tc>
-          <w:tcPr>
-            <w:tcW w:type="dxa" w:w="4706"/>
-          </w:tcPr>
-          <w:p>
-            <w:r>
-              <w:rPr>
-                <w:b w:val="0"/>
-                <w:i w:val="0"/>
-                <w:sz w:val="17"/>
-              </w:rPr>
-              <w:t>Prière de verifier l'information donnée par Demba diao ou corriger au niveau de la section 1.</w:t>
-            </w:r>
-          </w:p>
-        </w:tc>
-      </w:tr>
-      <w:tr>
-        <w:tc>
-          <w:tcPr>
-            <w:tcW w:type="dxa" w:w="964"/>
-          </w:tcPr>
-          <w:p>
-            <w:r>
-              <w:rPr>
-                <w:b/>
-                <w:i w:val="0"/>
-                <w:color w:val="EA580C"/>
-                <w:sz w:val="16"/>
-              </w:rPr>
-              <w:t>Moyenne</w:t>
-            </w:r>
-          </w:p>
-        </w:tc>
-        <w:tc>
-          <w:tcPr>
-            <w:tcW w:type="dxa" w:w="1247"/>
-          </w:tcPr>
-          <w:p>
-            <w:r>
-              <w:rPr>
-                <w:b/>
-                <w:i w:val="0"/>
-                <w:sz w:val="16"/>
-              </w:rPr>
-              <w:t>S01</w:t>
-              <w:br/>
-            </w:r>
-            <w:r>
-              <w:rPr>
-                <w:b w:val="0"/>
-                <w:i w:val="0"/>
-                <w:color w:val="64748B"/>
-                <w:sz w:val="14"/>
-              </w:rPr>
-              <w:t>Démographie</w:t>
-            </w:r>
-          </w:p>
-        </w:tc>
-        <w:tc>
-          <w:tcPr>
-            <w:tcW w:type="dxa" w:w="1531"/>
-          </w:tcPr>
-          <w:p>
-            <w:r>
-              <w:rPr>
-                <w:b/>
-                <w:i w:val="0"/>
-                <w:color w:val="16A34A"/>
-                <w:sz w:val="16"/>
-              </w:rPr>
-              <w:t>—</w:t>
-            </w:r>
-          </w:p>
-        </w:tc>
-        <w:tc>
-          <w:tcPr>
-            <w:tcW w:type="dxa" w:w="1191"/>
-          </w:tcPr>
-          <w:p>
-            <w:r>
-              <w:rPr>
-                <w:b w:val="0"/>
-                <w:i w:val="0"/>
-                <w:color w:val="64748B"/>
-                <w:sz w:val="16"/>
-              </w:rPr>
-              <w:t>GT-CQ</w:t>
-            </w:r>
-          </w:p>
-        </w:tc>
-        <w:tc>
-          <w:tcPr>
-            <w:tcW w:type="dxa" w:w="4706"/>
-          </w:tcPr>
-          <w:p>
-            <w:r>
-              <w:rPr>
-                <w:b w:val="0"/>
-                <w:i w:val="0"/>
-                <w:sz w:val="17"/>
-              </w:rPr>
-              <w:t>Prière de verifier l'information donnée par Mariama diao ou corriger au niveau de la section 1.</w:t>
-            </w:r>
-          </w:p>
-        </w:tc>
-      </w:tr>
-      <w:tr>
-        <w:tc>
-          <w:tcPr>
-            <w:tcW w:type="dxa" w:w="964"/>
-          </w:tcPr>
-          <w:p>
-            <w:r>
-              <w:rPr>
-                <w:b/>
-                <w:i w:val="0"/>
-                <w:color w:val="EA580C"/>
-                <w:sz w:val="16"/>
-              </w:rPr>
-              <w:t>Moyenne</w:t>
-            </w:r>
-          </w:p>
-        </w:tc>
-        <w:tc>
-          <w:tcPr>
-            <w:tcW w:type="dxa" w:w="1247"/>
-          </w:tcPr>
-          <w:p>
-            <w:r>
-              <w:rPr>
-                <w:b/>
-                <w:i w:val="0"/>
-                <w:sz w:val="16"/>
-              </w:rPr>
-              <w:t>S01</w:t>
-              <w:br/>
-            </w:r>
-            <w:r>
-              <w:rPr>
-                <w:b w:val="0"/>
-                <w:i w:val="0"/>
-                <w:color w:val="64748B"/>
-                <w:sz w:val="14"/>
-              </w:rPr>
-              <w:t>Démographie</w:t>
-            </w:r>
-          </w:p>
-        </w:tc>
-        <w:tc>
-          <w:tcPr>
-            <w:tcW w:type="dxa" w:w="1531"/>
-          </w:tcPr>
-          <w:p>
-            <w:r>
-              <w:rPr>
-                <w:b/>
-                <w:i w:val="0"/>
-                <w:color w:val="16A34A"/>
-                <w:sz w:val="16"/>
-              </w:rPr>
-              <w:t>—</w:t>
-            </w:r>
-          </w:p>
-        </w:tc>
-        <w:tc>
-          <w:tcPr>
-            <w:tcW w:type="dxa" w:w="1191"/>
-          </w:tcPr>
-          <w:p>
-            <w:r>
-              <w:rPr>
-                <w:b w:val="0"/>
-                <w:i w:val="0"/>
-                <w:color w:val="64748B"/>
-                <w:sz w:val="16"/>
-              </w:rPr>
-              <w:t>GT-CQ</w:t>
-            </w:r>
-          </w:p>
-        </w:tc>
-        <w:tc>
-          <w:tcPr>
-            <w:tcW w:type="dxa" w:w="4706"/>
-          </w:tcPr>
-          <w:p>
-            <w:r>
-              <w:rPr>
-                <w:b w:val="0"/>
-                <w:i w:val="0"/>
-                <w:sz w:val="17"/>
-              </w:rPr>
-              <w:t>Prière de verifier l'information donnée par boubacar diao ou corriger au niveau de la section 1.</w:t>
-            </w:r>
-          </w:p>
-        </w:tc>
-      </w:tr>
-      <w:tr>
-        <w:tc>
-          <w:tcPr>
-            <w:tcW w:type="dxa" w:w="964"/>
-          </w:tcPr>
-          <w:p>
-            <w:r>
-              <w:rPr>
-                <w:b/>
-                <w:i w:val="0"/>
-                <w:color w:val="EA580C"/>
-                <w:sz w:val="16"/>
-              </w:rPr>
-              <w:t>Moyenne</w:t>
-            </w:r>
-          </w:p>
-        </w:tc>
-        <w:tc>
-          <w:tcPr>
-            <w:tcW w:type="dxa" w:w="1247"/>
-          </w:tcPr>
-          <w:p>
-            <w:r>
-              <w:rPr>
-                <w:b/>
-                <w:i w:val="0"/>
-                <w:sz w:val="16"/>
-              </w:rPr>
-              <w:t>S01</w:t>
-              <w:br/>
-            </w:r>
-            <w:r>
-              <w:rPr>
-                <w:b w:val="0"/>
-                <w:i w:val="0"/>
-                <w:color w:val="64748B"/>
-                <w:sz w:val="14"/>
-              </w:rPr>
-              <w:t>Démographie</w:t>
-            </w:r>
-          </w:p>
-        </w:tc>
-        <w:tc>
-          <w:tcPr>
-            <w:tcW w:type="dxa" w:w="1531"/>
-          </w:tcPr>
-          <w:p>
-            <w:r>
-              <w:rPr>
-                <w:b/>
-                <w:i w:val="0"/>
-                <w:color w:val="16A34A"/>
-                <w:sz w:val="16"/>
-              </w:rPr>
-              <w:t>s01q10_1</w:t>
-            </w:r>
-          </w:p>
-        </w:tc>
-        <w:tc>
-          <w:tcPr>
-            <w:tcW w:type="dxa" w:w="1191"/>
-          </w:tcPr>
-          <w:p>
-            <w:r>
-              <w:rPr>
-                <w:b w:val="0"/>
-                <w:i w:val="0"/>
-                <w:color w:val="64748B"/>
-                <w:sz w:val="16"/>
-              </w:rPr>
-              <w:t>GT-CQ</w:t>
-            </w:r>
-          </w:p>
-        </w:tc>
-        <w:tc>
-          <w:tcPr>
-            <w:tcW w:type="dxa" w:w="4706"/>
-          </w:tcPr>
-          <w:p>
-            <w:r>
-              <w:rPr>
-                <w:b w:val="0"/>
-                <w:i w:val="0"/>
-                <w:sz w:val="17"/>
-              </w:rPr>
-              <w:t>La taille du ménage lors de l'enquête principale (7) de ce ménage est inférieur à la taille du denombrement (13), prière de fournir des explications concrètes ou aller revisiter le ménage.</w:t>
-            </w:r>
-          </w:p>
-        </w:tc>
-      </w:tr>
-      <w:tr>
-        <w:tc>
-          <w:tcPr>
-            <w:tcW w:type="dxa" w:w="964"/>
-          </w:tcPr>
-          <w:p>
-            <w:r>
-              <w:rPr>
-                <w:b/>
-                <w:i w:val="0"/>
-                <w:color w:val="EA580C"/>
-                <w:sz w:val="16"/>
-              </w:rPr>
-              <w:t>Moyenne</w:t>
-            </w:r>
-          </w:p>
-        </w:tc>
-        <w:tc>
-          <w:tcPr>
-            <w:tcW w:type="dxa" w:w="1247"/>
-          </w:tcPr>
-          <w:p>
-            <w:r>
-              <w:rPr>
-                <w:b/>
-                <w:i w:val="0"/>
-                <w:sz w:val="16"/>
-              </w:rPr>
-              <w:t>S02</w:t>
-              <w:br/>
-            </w:r>
-            <w:r>
-              <w:rPr>
-                <w:b w:val="0"/>
-                <w:i w:val="0"/>
-                <w:color w:val="64748B"/>
-                <w:sz w:val="14"/>
-              </w:rPr>
-              <w:t>Éducation</w:t>
-            </w:r>
-          </w:p>
-        </w:tc>
-        <w:tc>
-          <w:tcPr>
-            <w:tcW w:type="dxa" w:w="1531"/>
-          </w:tcPr>
-          <w:p>
-            <w:r>
-              <w:rPr>
-                <w:b/>
-                <w:i w:val="0"/>
-                <w:color w:val="16A34A"/>
-                <w:sz w:val="16"/>
-              </w:rPr>
-              <w:t>—</w:t>
-            </w:r>
-          </w:p>
-        </w:tc>
-        <w:tc>
-          <w:tcPr>
-            <w:tcW w:type="dxa" w:w="1191"/>
-          </w:tcPr>
-          <w:p>
-            <w:r>
-              <w:rPr>
-                <w:b w:val="0"/>
-                <w:i w:val="0"/>
-                <w:color w:val="64748B"/>
-                <w:sz w:val="16"/>
-              </w:rPr>
-              <w:t>GT-CQ</w:t>
-            </w:r>
-          </w:p>
-        </w:tc>
-        <w:tc>
-          <w:tcPr>
-            <w:tcW w:type="dxa" w:w="4706"/>
-          </w:tcPr>
-          <w:p>
-            <w:r>
-              <w:rPr>
-                <w:b w:val="0"/>
-                <w:i w:val="0"/>
-                <w:sz w:val="17"/>
-              </w:rPr>
-              <w:t>veuillez, s'il vous plait, confirmer les frais de scolarité ( 1000 FCFA) payée de Demba diao avec le QG ou apporter les corrections nécessaires.</w:t>
-            </w:r>
-          </w:p>
-        </w:tc>
-      </w:tr>
-      <w:tr>
-        <w:tc>
-          <w:tcPr>
-            <w:tcW w:type="dxa" w:w="964"/>
-          </w:tcPr>
-          <w:p>
-            <w:r>
-              <w:rPr>
-                <w:b/>
-                <w:i w:val="0"/>
-                <w:color w:val="EA580C"/>
-                <w:sz w:val="16"/>
-              </w:rPr>
-              <w:t>Moyenne</w:t>
-            </w:r>
-          </w:p>
-        </w:tc>
-        <w:tc>
-          <w:tcPr>
-            <w:tcW w:type="dxa" w:w="1247"/>
-          </w:tcPr>
-          <w:p>
-            <w:r>
-              <w:rPr>
-                <w:b/>
-                <w:i w:val="0"/>
-                <w:sz w:val="16"/>
-              </w:rPr>
-              <w:t>S02</w:t>
-              <w:br/>
-            </w:r>
-            <w:r>
-              <w:rPr>
-                <w:b w:val="0"/>
-                <w:i w:val="0"/>
-                <w:color w:val="64748B"/>
-                <w:sz w:val="14"/>
-              </w:rPr>
-              <w:t>Éducation</w:t>
-            </w:r>
-          </w:p>
-        </w:tc>
-        <w:tc>
-          <w:tcPr>
-            <w:tcW w:type="dxa" w:w="1531"/>
-          </w:tcPr>
-          <w:p>
-            <w:r>
-              <w:rPr>
-                <w:b/>
-                <w:i w:val="0"/>
-                <w:color w:val="16A34A"/>
-                <w:sz w:val="16"/>
-              </w:rPr>
-              <w:t>—</w:t>
-            </w:r>
-          </w:p>
-        </w:tc>
-        <w:tc>
-          <w:tcPr>
-            <w:tcW w:type="dxa" w:w="1191"/>
-          </w:tcPr>
-          <w:p>
-            <w:r>
-              <w:rPr>
-                <w:b w:val="0"/>
-                <w:i w:val="0"/>
-                <w:color w:val="64748B"/>
-                <w:sz w:val="16"/>
-              </w:rPr>
-              <w:t>GT-CQ</w:t>
-            </w:r>
-          </w:p>
-        </w:tc>
-        <w:tc>
-          <w:tcPr>
-            <w:tcW w:type="dxa" w:w="4706"/>
-          </w:tcPr>
-          <w:p>
-            <w:r>
-              <w:rPr>
-                <w:b w:val="0"/>
-                <w:i w:val="0"/>
-                <w:sz w:val="17"/>
-              </w:rPr>
-              <w:t>Le montant des frais de cantines ou de restauration (1800 FCFA) pour l'année scolaire de Demba diao qui fréquente 4ème année de Primaire  semble faible.</w:t>
-            </w:r>
-          </w:p>
-        </w:tc>
-      </w:tr>
-      <w:tr>
-        <w:tc>
-          <w:tcPr>
-            <w:tcW w:type="dxa" w:w="964"/>
-          </w:tcPr>
-          <w:p>
-            <w:r>
-              <w:rPr>
-                <w:b/>
-                <w:i w:val="0"/>
-                <w:color w:val="EA580C"/>
-                <w:sz w:val="16"/>
-              </w:rPr>
-              <w:t>Moyenne</w:t>
-            </w:r>
-          </w:p>
-        </w:tc>
-        <w:tc>
-          <w:tcPr>
-            <w:tcW w:type="dxa" w:w="1247"/>
-          </w:tcPr>
-          <w:p>
-            <w:r>
-              <w:rPr>
-                <w:b/>
-                <w:i w:val="0"/>
-                <w:sz w:val="16"/>
-              </w:rPr>
-              <w:t>S02</w:t>
-              <w:br/>
-            </w:r>
-            <w:r>
-              <w:rPr>
-                <w:b w:val="0"/>
-                <w:i w:val="0"/>
-                <w:color w:val="64748B"/>
-                <w:sz w:val="14"/>
-              </w:rPr>
-              <w:t>Éducation</w:t>
-            </w:r>
-          </w:p>
-        </w:tc>
-        <w:tc>
-          <w:tcPr>
-            <w:tcW w:type="dxa" w:w="1531"/>
-          </w:tcPr>
-          <w:p>
-            <w:r>
-              <w:rPr>
-                <w:b/>
-                <w:i w:val="0"/>
-                <w:color w:val="16A34A"/>
-                <w:sz w:val="16"/>
-              </w:rPr>
-              <w:t>—</w:t>
-            </w:r>
-          </w:p>
-        </w:tc>
-        <w:tc>
-          <w:tcPr>
-            <w:tcW w:type="dxa" w:w="1191"/>
-          </w:tcPr>
-          <w:p>
-            <w:r>
-              <w:rPr>
-                <w:b w:val="0"/>
-                <w:i w:val="0"/>
-                <w:color w:val="64748B"/>
-                <w:sz w:val="16"/>
-              </w:rPr>
-              <w:t>GT-CQ</w:t>
-            </w:r>
-          </w:p>
-        </w:tc>
-        <w:tc>
-          <w:tcPr>
-            <w:tcW w:type="dxa" w:w="4706"/>
-          </w:tcPr>
-          <w:p>
-            <w:r>
-              <w:rPr>
-                <w:b w:val="0"/>
-                <w:i w:val="0"/>
-                <w:sz w:val="17"/>
-              </w:rPr>
-              <w:t>Veuillez, s'il vous plait, confirmer ces informations avec le QG ou apporter les corrections nécessaires.</w:t>
-            </w:r>
-          </w:p>
-        </w:tc>
-      </w:tr>
-      <w:tr>
-        <w:tc>
-          <w:tcPr>
-            <w:tcW w:type="dxa" w:w="964"/>
-          </w:tcPr>
-          <w:p>
-            <w:r>
-              <w:rPr>
-                <w:b/>
-                <w:i w:val="0"/>
-                <w:color w:val="EA580C"/>
-                <w:sz w:val="16"/>
-              </w:rPr>
-              <w:t>Moyenne</w:t>
-            </w:r>
-          </w:p>
-        </w:tc>
-        <w:tc>
-          <w:tcPr>
-            <w:tcW w:type="dxa" w:w="1247"/>
-          </w:tcPr>
-          <w:p>
-            <w:r>
-              <w:rPr>
-                <w:b/>
-                <w:i w:val="0"/>
-                <w:sz w:val="16"/>
-              </w:rPr>
-              <w:t>S02</w:t>
-              <w:br/>
-            </w:r>
-            <w:r>
-              <w:rPr>
-                <w:b w:val="0"/>
-                <w:i w:val="0"/>
-                <w:color w:val="64748B"/>
-                <w:sz w:val="14"/>
-              </w:rPr>
-              <w:t>Éducation</w:t>
-            </w:r>
-          </w:p>
-        </w:tc>
-        <w:tc>
-          <w:tcPr>
-            <w:tcW w:type="dxa" w:w="1531"/>
-          </w:tcPr>
-          <w:p>
-            <w:r>
-              <w:rPr>
-                <w:b/>
-                <w:i w:val="0"/>
-                <w:color w:val="16A34A"/>
-                <w:sz w:val="16"/>
-              </w:rPr>
-              <w:t>—</w:t>
-            </w:r>
-          </w:p>
-        </w:tc>
-        <w:tc>
-          <w:tcPr>
-            <w:tcW w:type="dxa" w:w="1191"/>
-          </w:tcPr>
-          <w:p>
-            <w:r>
-              <w:rPr>
-                <w:b w:val="0"/>
-                <w:i w:val="0"/>
-                <w:color w:val="64748B"/>
-                <w:sz w:val="16"/>
-              </w:rPr>
-              <w:t>GT-CQ</w:t>
-            </w:r>
-          </w:p>
-        </w:tc>
-        <w:tc>
-          <w:tcPr>
-            <w:tcW w:type="dxa" w:w="4706"/>
-          </w:tcPr>
-          <w:p>
-            <w:r>
-              <w:rPr>
-                <w:b w:val="0"/>
-                <w:i w:val="0"/>
-                <w:sz w:val="17"/>
-              </w:rPr>
-              <w:t>veuillez, s'il vous plait, confirmer les frais de scolarité ( 1000 FCFA) payée de Mariama diao avec le QG ou apporter les corrections nécessaires.</w:t>
-            </w:r>
-          </w:p>
-        </w:tc>
-      </w:tr>
-      <w:tr>
-        <w:tc>
-          <w:tcPr>
-            <w:tcW w:type="dxa" w:w="964"/>
-          </w:tcPr>
-          <w:p>
-            <w:r>
-              <w:rPr>
-                <w:b/>
-                <w:i w:val="0"/>
-                <w:color w:val="EA580C"/>
-                <w:sz w:val="16"/>
-              </w:rPr>
-              <w:t>Moyenne</w:t>
-            </w:r>
-          </w:p>
-        </w:tc>
-        <w:tc>
-          <w:tcPr>
-            <w:tcW w:type="dxa" w:w="1247"/>
-          </w:tcPr>
-          <w:p>
-            <w:r>
-              <w:rPr>
-                <w:b/>
-                <w:i w:val="0"/>
-                <w:sz w:val="16"/>
-              </w:rPr>
-              <w:t>S02</w:t>
-              <w:br/>
-            </w:r>
-            <w:r>
-              <w:rPr>
-                <w:b w:val="0"/>
-                <w:i w:val="0"/>
-                <w:color w:val="64748B"/>
-                <w:sz w:val="14"/>
-              </w:rPr>
-              <w:t>Éducation</w:t>
-            </w:r>
-          </w:p>
-        </w:tc>
-        <w:tc>
-          <w:tcPr>
-            <w:tcW w:type="dxa" w:w="1531"/>
-          </w:tcPr>
-          <w:p>
-            <w:r>
-              <w:rPr>
-                <w:b/>
-                <w:i w:val="0"/>
-                <w:color w:val="16A34A"/>
-                <w:sz w:val="16"/>
-              </w:rPr>
-              <w:t>—</w:t>
-            </w:r>
-          </w:p>
-        </w:tc>
-        <w:tc>
-          <w:tcPr>
-            <w:tcW w:type="dxa" w:w="1191"/>
-          </w:tcPr>
-          <w:p>
-            <w:r>
-              <w:rPr>
-                <w:b w:val="0"/>
-                <w:i w:val="0"/>
-                <w:color w:val="64748B"/>
-                <w:sz w:val="16"/>
-              </w:rPr>
-              <w:t>GT-CQ</w:t>
-            </w:r>
-          </w:p>
-        </w:tc>
-        <w:tc>
-          <w:tcPr>
-            <w:tcW w:type="dxa" w:w="4706"/>
-          </w:tcPr>
-          <w:p>
-            <w:r>
-              <w:rPr>
-                <w:b w:val="0"/>
-                <w:i w:val="0"/>
-                <w:sz w:val="17"/>
-              </w:rPr>
               <w:t>Le montant des frais de cantines ou de restauration (1800 FCFA) pour l'année scolaire de Mariama diao qui fréquente 1ére année de Primaire  semble faible.</w:t>
-            </w:r>
-          </w:p>
-        </w:tc>
-      </w:tr>
-      <w:tr>
-        <w:tc>
-          <w:tcPr>
-            <w:tcW w:type="dxa" w:w="964"/>
-          </w:tcPr>
-          <w:p>
-            <w:r>
-              <w:rPr>
-                <w:b/>
-                <w:i w:val="0"/>
-                <w:color w:val="EA580C"/>
-                <w:sz w:val="16"/>
-              </w:rPr>
-              <w:t>Moyenne</w:t>
-            </w:r>
-          </w:p>
-        </w:tc>
-        <w:tc>
-          <w:tcPr>
-            <w:tcW w:type="dxa" w:w="1247"/>
-          </w:tcPr>
-          <w:p>
-            <w:r>
-              <w:rPr>
-                <w:b/>
-                <w:i w:val="0"/>
-                <w:sz w:val="16"/>
-              </w:rPr>
-              <w:t>S02</w:t>
-              <w:br/>
-            </w:r>
-            <w:r>
-              <w:rPr>
-                <w:b w:val="0"/>
-                <w:i w:val="0"/>
-                <w:color w:val="64748B"/>
-                <w:sz w:val="14"/>
-              </w:rPr>
-              <w:t>Éducation</w:t>
-            </w:r>
-          </w:p>
-        </w:tc>
-        <w:tc>
-          <w:tcPr>
-            <w:tcW w:type="dxa" w:w="1531"/>
-          </w:tcPr>
-          <w:p>
-            <w:r>
-              <w:rPr>
-                <w:b/>
-                <w:i w:val="0"/>
-                <w:color w:val="16A34A"/>
-                <w:sz w:val="16"/>
-              </w:rPr>
-              <w:t>—</w:t>
-            </w:r>
-          </w:p>
-        </w:tc>
-        <w:tc>
-          <w:tcPr>
-            <w:tcW w:type="dxa" w:w="1191"/>
-          </w:tcPr>
-          <w:p>
-            <w:r>
-              <w:rPr>
-                <w:b w:val="0"/>
-                <w:i w:val="0"/>
-                <w:color w:val="64748B"/>
-                <w:sz w:val="16"/>
-              </w:rPr>
-              <w:t>GT-CQ</w:t>
-            </w:r>
-          </w:p>
-        </w:tc>
-        <w:tc>
-          <w:tcPr>
-            <w:tcW w:type="dxa" w:w="4706"/>
-          </w:tcPr>
-          <w:p>
-            <w:r>
-              <w:rPr>
-                <w:b w:val="0"/>
-                <w:i w:val="0"/>
-                <w:sz w:val="17"/>
-              </w:rPr>
-              <w:t>Prière de vous adresser à Maoulidou Diao pour avoir l'année exacte.</w:t>
             </w:r>
           </w:p>
         </w:tc>
